--- a/lessons/6-7/downloads/reveal/teacher/6.7-homework-packet.docx
+++ b/lessons/6-7/downloads/reveal/teacher/6.7-homework-packet.docx
@@ -15,10 +15,28 @@
         <w:rPr>
           <w:rFonts w:ascii="Avenir Next" w:hAnsi="Avenir Next" w:cs="Avenir Next" w:eastAsia="Avenir Next"/>
           <w:color w:val="1A1A1A"/>
+          <w:sz w:val="22"/>
+          <w:szCs w:val="20"/>
+        </w:rPr>
+        <w:t xml:space="preserve">Name</w:t>
+      </w:r>
+      <w:r>
+        <w:rPr>
+          <w:rFonts w:ascii="Avenir Next" w:hAnsi="Avenir Next" w:cs="Avenir Next" w:eastAsia="Avenir Next"/>
+          <w:color w:val="1A1A1A"/>
           <w:sz w:val="20"/>
           <w:szCs w:val="20"/>
         </w:rPr>
-        <w:t xml:space="preserve">Name</w:t>
+        <w:tab/>
+      </w:r>
+      <w:r>
+        <w:rPr>
+          <w:rFonts w:ascii="Avenir Next" w:hAnsi="Avenir Next" w:cs="Avenir Next" w:eastAsia="Avenir Next"/>
+          <w:color w:val="1A1A1A"/>
+          <w:sz w:val="22"/>
+          <w:szCs w:val="20"/>
+        </w:rPr>
+        <w:t xml:space="preserve">   Date</w:t>
       </w:r>
       <w:r>
         <w:rPr>
@@ -33,25 +51,7 @@
         <w:rPr>
           <w:rFonts w:ascii="Avenir Next" w:hAnsi="Avenir Next" w:cs="Avenir Next" w:eastAsia="Avenir Next"/>
           <w:color w:val="1A1A1A"/>
-          <w:sz w:val="20"/>
-          <w:szCs w:val="20"/>
-        </w:rPr>
-        <w:t xml:space="preserve">   Date</w:t>
-      </w:r>
-      <w:r>
-        <w:rPr>
-          <w:rFonts w:ascii="Avenir Next" w:hAnsi="Avenir Next" w:cs="Avenir Next" w:eastAsia="Avenir Next"/>
-          <w:color w:val="1A1A1A"/>
-          <w:sz w:val="20"/>
-          <w:szCs w:val="20"/>
-        </w:rPr>
-        <w:tab/>
-      </w:r>
-      <w:r>
-        <w:rPr>
-          <w:rFonts w:ascii="Avenir Next" w:hAnsi="Avenir Next" w:cs="Avenir Next" w:eastAsia="Avenir Next"/>
-          <w:color w:val="1A1A1A"/>
-          <w:sz w:val="20"/>
+          <w:sz w:val="22"/>
           <w:szCs w:val="20"/>
         </w:rPr>
         <w:t xml:space="preserve">   Period</w:t>
@@ -78,7 +78,7 @@
           <w:caps/>
           <w:color w:val="003A70"/>
           <w:spacing w:val="12"/>
-          <w:sz w:val="19"/>
+          <w:sz w:val="22"/>
           <w:szCs w:val="19"/>
         </w:rPr>
         <w:t xml:space="preserve">Lesson 6-7  ·  Homework Packet  ·  Sheet 1 of 2</w:t>
@@ -86,6 +86,7 @@
     </w:p>
     <w:p>
       <w:pPr>
+        <w:pStyle w:val="Heading1"/>
         <w:keepNext/>
         <w:spacing w:before="0" w:after="0" w:line="240" w:lineRule="auto"/>
       </w:pPr>
@@ -111,7 +112,7 @@
         <w:rPr>
           <w:rFonts w:ascii="Avenir Next" w:hAnsi="Avenir Next" w:cs="Avenir Next" w:eastAsia="Avenir Next"/>
           <w:color w:val="5A5F66"/>
-          <w:sz w:val="17"/>
+          <w:sz w:val="22"/>
           <w:szCs w:val="17"/>
         </w:rPr>
         <w:t xml:space="preserve">Maryland Standard 6.NS.B.4   ·   Learning target — I can list the factors of two numbers and find their greatest common factor.</w:t>
@@ -158,6 +159,7 @@
           </w:tcPr>
           <w:p>
             <w:pPr>
+              <w:pStyle w:val="Heading2"/>
               <w:spacing w:before="0" w:after="0" w:line="240" w:lineRule="auto"/>
             </w:pPr>
             <w:r>
@@ -185,44 +187,44 @@
                 <w:rFonts w:ascii="Avenir Next" w:hAnsi="Avenir Next" w:cs="Avenir Next" w:eastAsia="Avenir Next"/>
                 <w:b/>
                 <w:color w:val="003A70"/>
+                <w:sz w:val="22"/>
+                <w:szCs w:val="18"/>
+              </w:rPr>
+              <w:t xml:space="preserve">•</w:t>
+            </w:r>
+            <w:r>
+              <w:rPr>
+                <w:rFonts w:ascii="Avenir Next" w:hAnsi="Avenir Next" w:cs="Avenir Next" w:eastAsia="Avenir Next"/>
+                <w:color w:val="1A1A1A"/>
                 <w:sz w:val="18"/>
                 <w:szCs w:val="18"/>
               </w:rPr>
-              <w:t xml:space="preserve">•</w:t>
-            </w:r>
-            <w:r>
-              <w:rPr>
-                <w:rFonts w:ascii="Avenir Next" w:hAnsi="Avenir Next" w:cs="Avenir Next" w:eastAsia="Avenir Next"/>
-                <w:color w:val="1A1A1A"/>
-                <w:sz w:val="18"/>
+              <w:tab/>
+            </w:r>
+            <w:r>
+              <w:rPr>
+                <w:rFonts w:ascii="Avenir Next" w:hAnsi="Avenir Next" w:cs="Avenir Next" w:eastAsia="Avenir Next"/>
+                <w:color w:val="1A1A1A"/>
+                <w:sz w:val="22"/>
                 <w:szCs w:val="18"/>
               </w:rPr>
-              <w:tab/>
-            </w:r>
-            <w:r>
-              <w:rPr>
-                <w:rFonts w:ascii="Avenir Next" w:hAnsi="Avenir Next" w:cs="Avenir Next" w:eastAsia="Avenir Next"/>
-                <w:color w:val="1A1A1A"/>
-                <w:sz w:val="18"/>
+              <w:t xml:space="preserve">A </w:t>
+            </w:r>
+            <w:r>
+              <w:rPr>
+                <w:rFonts w:ascii="Avenir Next" w:hAnsi="Avenir Next" w:cs="Avenir Next" w:eastAsia="Avenir Next"/>
+                <w:b/>
+                <w:color w:val="1A1A1A"/>
+                <w:sz w:val="22"/>
                 <w:szCs w:val="18"/>
               </w:rPr>
-              <w:t xml:space="preserve">A </w:t>
-            </w:r>
-            <w:r>
-              <w:rPr>
-                <w:rFonts w:ascii="Avenir Next" w:hAnsi="Avenir Next" w:cs="Avenir Next" w:eastAsia="Avenir Next"/>
-                <w:b/>
-                <w:color w:val="1A1A1A"/>
-                <w:sz w:val="18"/>
-                <w:szCs w:val="18"/>
-              </w:rPr>
               <w:t xml:space="preserve">factor</w:t>
             </w:r>
             <w:r>
               <w:rPr>
                 <w:rFonts w:ascii="Avenir Next" w:hAnsi="Avenir Next" w:cs="Avenir Next" w:eastAsia="Avenir Next"/>
                 <w:color w:val="1A1A1A"/>
-                <w:sz w:val="18"/>
+                <w:sz w:val="22"/>
                 <w:szCs w:val="18"/>
               </w:rPr>
               <w:t xml:space="preserve"> divides a number with no remainder. Find factors in pairs: 18 = 1 × 18 = 2 × 9 = 3 × 6.</w:t>
@@ -241,44 +243,44 @@
                 <w:rFonts w:ascii="Avenir Next" w:hAnsi="Avenir Next" w:cs="Avenir Next" w:eastAsia="Avenir Next"/>
                 <w:b/>
                 <w:color w:val="003A70"/>
+                <w:sz w:val="22"/>
+                <w:szCs w:val="18"/>
+              </w:rPr>
+              <w:t xml:space="preserve">•</w:t>
+            </w:r>
+            <w:r>
+              <w:rPr>
+                <w:rFonts w:ascii="Avenir Next" w:hAnsi="Avenir Next" w:cs="Avenir Next" w:eastAsia="Avenir Next"/>
+                <w:color w:val="1A1A1A"/>
                 <w:sz w:val="18"/>
                 <w:szCs w:val="18"/>
               </w:rPr>
-              <w:t xml:space="preserve">•</w:t>
-            </w:r>
-            <w:r>
-              <w:rPr>
-                <w:rFonts w:ascii="Avenir Next" w:hAnsi="Avenir Next" w:cs="Avenir Next" w:eastAsia="Avenir Next"/>
-                <w:color w:val="1A1A1A"/>
-                <w:sz w:val="18"/>
+              <w:tab/>
+            </w:r>
+            <w:r>
+              <w:rPr>
+                <w:rFonts w:ascii="Avenir Next" w:hAnsi="Avenir Next" w:cs="Avenir Next" w:eastAsia="Avenir Next"/>
+                <w:color w:val="1A1A1A"/>
+                <w:sz w:val="22"/>
                 <w:szCs w:val="18"/>
               </w:rPr>
-              <w:tab/>
-            </w:r>
-            <w:r>
-              <w:rPr>
-                <w:rFonts w:ascii="Avenir Next" w:hAnsi="Avenir Next" w:cs="Avenir Next" w:eastAsia="Avenir Next"/>
-                <w:color w:val="1A1A1A"/>
-                <w:sz w:val="18"/>
+              <w:t xml:space="preserve">The </w:t>
+            </w:r>
+            <w:r>
+              <w:rPr>
+                <w:rFonts w:ascii="Avenir Next" w:hAnsi="Avenir Next" w:cs="Avenir Next" w:eastAsia="Avenir Next"/>
+                <w:b/>
+                <w:color w:val="1A1A1A"/>
+                <w:sz w:val="22"/>
                 <w:szCs w:val="18"/>
               </w:rPr>
-              <w:t xml:space="preserve">The </w:t>
-            </w:r>
-            <w:r>
-              <w:rPr>
-                <w:rFonts w:ascii="Avenir Next" w:hAnsi="Avenir Next" w:cs="Avenir Next" w:eastAsia="Avenir Next"/>
-                <w:b/>
-                <w:color w:val="1A1A1A"/>
-                <w:sz w:val="18"/>
-                <w:szCs w:val="18"/>
-              </w:rPr>
               <w:t xml:space="preserve">greatest common factor</w:t>
             </w:r>
             <w:r>
               <w:rPr>
                 <w:rFonts w:ascii="Avenir Next" w:hAnsi="Avenir Next" w:cs="Avenir Next" w:eastAsia="Avenir Next"/>
                 <w:color w:val="1A1A1A"/>
-                <w:sz w:val="18"/>
+                <w:sz w:val="22"/>
                 <w:szCs w:val="18"/>
               </w:rPr>
               <w:t xml:space="preserve"> (GCF) is the greatest factor that two numbers share.</w:t>
@@ -297,44 +299,44 @@
                 <w:rFonts w:ascii="Avenir Next" w:hAnsi="Avenir Next" w:cs="Avenir Next" w:eastAsia="Avenir Next"/>
                 <w:b/>
                 <w:color w:val="003A70"/>
+                <w:sz w:val="22"/>
+                <w:szCs w:val="18"/>
+              </w:rPr>
+              <w:t xml:space="preserve">•</w:t>
+            </w:r>
+            <w:r>
+              <w:rPr>
+                <w:rFonts w:ascii="Avenir Next" w:hAnsi="Avenir Next" w:cs="Avenir Next" w:eastAsia="Avenir Next"/>
+                <w:color w:val="1A1A1A"/>
                 <w:sz w:val="18"/>
                 <w:szCs w:val="18"/>
               </w:rPr>
-              <w:t xml:space="preserve">•</w:t>
-            </w:r>
-            <w:r>
-              <w:rPr>
-                <w:rFonts w:ascii="Avenir Next" w:hAnsi="Avenir Next" w:cs="Avenir Next" w:eastAsia="Avenir Next"/>
-                <w:color w:val="1A1A1A"/>
-                <w:sz w:val="18"/>
+              <w:tab/>
+            </w:r>
+            <w:r>
+              <w:rPr>
+                <w:rFonts w:ascii="Avenir Next" w:hAnsi="Avenir Next" w:cs="Avenir Next" w:eastAsia="Avenir Next"/>
+                <w:color w:val="1A1A1A"/>
+                <w:sz w:val="22"/>
                 <w:szCs w:val="18"/>
               </w:rPr>
-              <w:tab/>
-            </w:r>
-            <w:r>
-              <w:rPr>
-                <w:rFonts w:ascii="Avenir Next" w:hAnsi="Avenir Next" w:cs="Avenir Next" w:eastAsia="Avenir Next"/>
-                <w:color w:val="1A1A1A"/>
-                <w:sz w:val="18"/>
+              <w:t xml:space="preserve">Use the GCF to make the </w:t>
+            </w:r>
+            <w:r>
+              <w:rPr>
+                <w:rFonts w:ascii="Avenir Next" w:hAnsi="Avenir Next" w:cs="Avenir Next" w:eastAsia="Avenir Next"/>
+                <w:b/>
+                <w:color w:val="1A1A1A"/>
+                <w:sz w:val="22"/>
                 <w:szCs w:val="18"/>
               </w:rPr>
-              <w:t xml:space="preserve">Use the GCF to make the </w:t>
-            </w:r>
-            <w:r>
-              <w:rPr>
-                <w:rFonts w:ascii="Avenir Next" w:hAnsi="Avenir Next" w:cs="Avenir Next" w:eastAsia="Avenir Next"/>
-                <w:b/>
-                <w:color w:val="1A1A1A"/>
-                <w:sz w:val="18"/>
-                <w:szCs w:val="18"/>
-              </w:rPr>
               <w:t xml:space="preserve">greatest number of identical groups</w:t>
             </w:r>
             <w:r>
               <w:rPr>
                 <w:rFonts w:ascii="Avenir Next" w:hAnsi="Avenir Next" w:cs="Avenir Next" w:eastAsia="Avenir Next"/>
                 <w:color w:val="1A1A1A"/>
-                <w:sz w:val="18"/>
+                <w:sz w:val="22"/>
                 <w:szCs w:val="18"/>
               </w:rPr>
               <w:t xml:space="preserve"> with nothing left over.</w:t>
@@ -349,6 +351,7 @@
           </w:tcPr>
           <w:p>
             <w:pPr>
+              <w:pStyle w:val="Heading2"/>
               <w:spacing w:before="0" w:after="0" w:line="240" w:lineRule="auto"/>
             </w:pPr>
             <w:r>
@@ -371,7 +374,7 @@
               <w:rPr>
                 <w:rFonts w:ascii="Avenir Next" w:hAnsi="Avenir Next" w:cs="Avenir Next" w:eastAsia="Avenir Next"/>
                 <w:color w:val="1A1A1A"/>
-                <w:sz w:val="17"/>
+                <w:sz w:val="22"/>
                 <w:szCs w:val="17"/>
               </w:rPr>
               <w:t xml:space="preserve">Find the GCF of 24 and 36.</w:t>
@@ -390,25 +393,25 @@
                 <w:rFonts w:ascii="Avenir Next" w:hAnsi="Avenir Next" w:cs="Avenir Next" w:eastAsia="Avenir Next"/>
                 <w:b/>
                 <w:color w:val="003A70"/>
+                <w:sz w:val="22"/>
+                <w:szCs w:val="17"/>
+              </w:rPr>
+              <w:t xml:space="preserve">Step 1</w:t>
+            </w:r>
+            <w:r>
+              <w:rPr>
+                <w:rFonts w:ascii="Avenir Next" w:hAnsi="Avenir Next" w:cs="Avenir Next" w:eastAsia="Avenir Next"/>
+                <w:color w:val="1A1A1A"/>
                 <w:sz w:val="17"/>
                 <w:szCs w:val="17"/>
               </w:rPr>
-              <w:t xml:space="preserve">Step 1</w:t>
-            </w:r>
-            <w:r>
-              <w:rPr>
-                <w:rFonts w:ascii="Avenir Next" w:hAnsi="Avenir Next" w:cs="Avenir Next" w:eastAsia="Avenir Next"/>
-                <w:color w:val="1A1A1A"/>
-                <w:sz w:val="17"/>
-                <w:szCs w:val="17"/>
-              </w:rPr>
               <w:tab/>
             </w:r>
             <w:r>
               <w:rPr>
                 <w:rFonts w:ascii="Avenir Next" w:hAnsi="Avenir Next" w:cs="Avenir Next" w:eastAsia="Avenir Next"/>
                 <w:color w:val="1A1A1A"/>
-                <w:sz w:val="17"/>
+                <w:sz w:val="22"/>
                 <w:szCs w:val="17"/>
               </w:rPr>
               <w:t xml:space="preserve">Factors of 24: 1, 2, 3, 4, 6, 8, 12, 24</w:t>
@@ -427,25 +430,25 @@
                 <w:rFonts w:ascii="Avenir Next" w:hAnsi="Avenir Next" w:cs="Avenir Next" w:eastAsia="Avenir Next"/>
                 <w:b/>
                 <w:color w:val="003A70"/>
+                <w:sz w:val="22"/>
+                <w:szCs w:val="17"/>
+              </w:rPr>
+              <w:t xml:space="preserve">Step 2</w:t>
+            </w:r>
+            <w:r>
+              <w:rPr>
+                <w:rFonts w:ascii="Avenir Next" w:hAnsi="Avenir Next" w:cs="Avenir Next" w:eastAsia="Avenir Next"/>
+                <w:color w:val="1A1A1A"/>
                 <w:sz w:val="17"/>
                 <w:szCs w:val="17"/>
               </w:rPr>
-              <w:t xml:space="preserve">Step 2</w:t>
-            </w:r>
-            <w:r>
-              <w:rPr>
-                <w:rFonts w:ascii="Avenir Next" w:hAnsi="Avenir Next" w:cs="Avenir Next" w:eastAsia="Avenir Next"/>
-                <w:color w:val="1A1A1A"/>
-                <w:sz w:val="17"/>
-                <w:szCs w:val="17"/>
-              </w:rPr>
               <w:tab/>
             </w:r>
             <w:r>
               <w:rPr>
                 <w:rFonts w:ascii="Avenir Next" w:hAnsi="Avenir Next" w:cs="Avenir Next" w:eastAsia="Avenir Next"/>
                 <w:color w:val="1A1A1A"/>
-                <w:sz w:val="17"/>
+                <w:sz w:val="22"/>
                 <w:szCs w:val="17"/>
               </w:rPr>
               <w:t xml:space="preserve">Factors of 36: 1, 2, 3, 4, 6, 9, 12, 18, 36</w:t>
@@ -464,25 +467,25 @@
                 <w:rFonts w:ascii="Avenir Next" w:hAnsi="Avenir Next" w:cs="Avenir Next" w:eastAsia="Avenir Next"/>
                 <w:b/>
                 <w:color w:val="003A70"/>
+                <w:sz w:val="22"/>
+                <w:szCs w:val="17"/>
+              </w:rPr>
+              <w:t xml:space="preserve">Step 3</w:t>
+            </w:r>
+            <w:r>
+              <w:rPr>
+                <w:rFonts w:ascii="Avenir Next" w:hAnsi="Avenir Next" w:cs="Avenir Next" w:eastAsia="Avenir Next"/>
+                <w:color w:val="1A1A1A"/>
                 <w:sz w:val="17"/>
                 <w:szCs w:val="17"/>
               </w:rPr>
-              <w:t xml:space="preserve">Step 3</w:t>
-            </w:r>
-            <w:r>
-              <w:rPr>
-                <w:rFonts w:ascii="Avenir Next" w:hAnsi="Avenir Next" w:cs="Avenir Next" w:eastAsia="Avenir Next"/>
-                <w:color w:val="1A1A1A"/>
-                <w:sz w:val="17"/>
-                <w:szCs w:val="17"/>
-              </w:rPr>
               <w:tab/>
             </w:r>
             <w:r>
               <w:rPr>
                 <w:rFonts w:ascii="Avenir Next" w:hAnsi="Avenir Next" w:cs="Avenir Next" w:eastAsia="Avenir Next"/>
                 <w:color w:val="1A1A1A"/>
-                <w:sz w:val="17"/>
+                <w:sz w:val="22"/>
                 <w:szCs w:val="17"/>
               </w:rPr>
               <w:t xml:space="preserve">Common factors: 1, 2, 3, 4, 6, 12. The greatest is 12.</w:t>
@@ -501,18 +504,18 @@
                 <w:rFonts w:ascii="Avenir Next" w:hAnsi="Avenir Next" w:cs="Avenir Next" w:eastAsia="Avenir Next"/>
                 <w:b/>
                 <w:color w:val="1A1A1A"/>
+                <w:sz w:val="22"/>
+                <w:szCs w:val="17"/>
+              </w:rPr>
+              <w:t xml:space="preserve">Answer</w:t>
+            </w:r>
+            <w:r>
+              <w:rPr>
+                <w:rFonts w:ascii="Avenir Next" w:hAnsi="Avenir Next" w:cs="Avenir Next" w:eastAsia="Avenir Next"/>
+                <w:color w:val="1A1A1A"/>
                 <w:sz w:val="17"/>
                 <w:szCs w:val="17"/>
               </w:rPr>
-              <w:t xml:space="preserve">Answer</w:t>
-            </w:r>
-            <w:r>
-              <w:rPr>
-                <w:rFonts w:ascii="Avenir Next" w:hAnsi="Avenir Next" w:cs="Avenir Next" w:eastAsia="Avenir Next"/>
-                <w:color w:val="1A1A1A"/>
-                <w:sz w:val="17"/>
-                <w:szCs w:val="17"/>
-              </w:rPr>
               <w:tab/>
             </w:r>
             <w:r>
@@ -520,7 +523,7 @@
                 <w:rFonts w:ascii="Avenir Next" w:hAnsi="Avenir Next" w:cs="Avenir Next" w:eastAsia="Avenir Next"/>
                 <w:b/>
                 <w:color w:val="1A1A1A"/>
-                <w:sz w:val="17"/>
+                <w:sz w:val="22"/>
                 <w:szCs w:val="17"/>
               </w:rPr>
               <w:t xml:space="preserve">GCF = 12</w:t>
@@ -531,6 +534,7 @@
     </w:tbl>
     <w:p>
       <w:pPr>
+        <w:pStyle w:val="Heading2"/>
         <w:keepNext/>
         <w:pBdr>
           <w:bottom w:val="single" w:sz="8" w:space="3" w:color="003A70"/>
@@ -546,7 +550,7 @@
           <w:b/>
           <w:color w:val="003A70"/>
           <w:spacing w:val="14"/>
-          <w:sz w:val="19"/>
+          <w:sz w:val="22"/>
           <w:szCs w:val="19"/>
         </w:rPr>
         <w:t xml:space="preserve">PRACTICE</w:t>
@@ -565,7 +569,7 @@
           <w:rFonts w:ascii="Avenir Next" w:hAnsi="Avenir Next" w:cs="Avenir Next" w:eastAsia="Avenir Next"/>
           <w:i/>
           <w:color w:val="5A5F66"/>
-          <w:sz w:val="17"/>
+          <w:sz w:val="22"/>
           <w:szCs w:val="17"/>
         </w:rPr>
         <w:t xml:space="preserve">show your work · label units</w:t>
@@ -585,25 +589,25 @@
           <w:rFonts w:ascii="Avenir Next" w:hAnsi="Avenir Next" w:cs="Avenir Next" w:eastAsia="Avenir Next"/>
           <w:b/>
           <w:color w:val="1A1A1A"/>
+          <w:sz w:val="22"/>
+          <w:szCs w:val="20"/>
+        </w:rPr>
+        <w:t xml:space="preserve">1.</w:t>
+      </w:r>
+      <w:r>
+        <w:rPr>
+          <w:rFonts w:ascii="Avenir Next" w:hAnsi="Avenir Next" w:cs="Avenir Next" w:eastAsia="Avenir Next"/>
+          <w:color w:val="1A1A1A"/>
           <w:sz w:val="20"/>
           <w:szCs w:val="20"/>
         </w:rPr>
-        <w:t xml:space="preserve">1.</w:t>
-      </w:r>
-      <w:r>
-        <w:rPr>
-          <w:rFonts w:ascii="Avenir Next" w:hAnsi="Avenir Next" w:cs="Avenir Next" w:eastAsia="Avenir Next"/>
-          <w:color w:val="1A1A1A"/>
-          <w:sz w:val="20"/>
-          <w:szCs w:val="20"/>
-        </w:rPr>
         <w:tab/>
       </w:r>
       <w:r>
         <w:rPr>
           <w:rFonts w:ascii="Avenir Next" w:hAnsi="Avenir Next" w:cs="Avenir Next" w:eastAsia="Avenir Next"/>
           <w:color w:val="1A1A1A"/>
-          <w:sz w:val="20"/>
+          <w:sz w:val="22"/>
           <w:szCs w:val="20"/>
         </w:rPr>
         <w:t xml:space="preserve">List all the factors of each number.</w:t>
@@ -658,7 +662,7 @@
                 <w:rFonts w:ascii="Avenir Next" w:hAnsi="Avenir Next" w:cs="Avenir Next" w:eastAsia="Avenir Next"/>
                 <w:b/>
                 <w:color w:val="003A70"/>
-                <w:sz w:val="20"/>
+                <w:sz w:val="22"/>
                 <w:szCs w:val="20"/>
               </w:rPr>
               <w:t xml:space="preserve">a.</w:t>
@@ -676,7 +680,7 @@
               <w:rPr>
                 <w:rFonts w:ascii="Avenir Next" w:hAnsi="Avenir Next" w:cs="Avenir Next" w:eastAsia="Avenir Next"/>
                 <w:color w:val="1A1A1A"/>
-                <w:sz w:val="20"/>
+                <w:sz w:val="22"/>
                 <w:szCs w:val="20"/>
               </w:rPr>
               <w:t xml:space="preserve">30:</w:t>
@@ -720,7 +724,7 @@
                 <w:rFonts w:ascii="Avenir Next" w:hAnsi="Avenir Next" w:cs="Avenir Next" w:eastAsia="Avenir Next"/>
                 <w:b/>
                 <w:color w:val="003A70"/>
-                <w:sz w:val="20"/>
+                <w:sz w:val="22"/>
                 <w:szCs w:val="20"/>
               </w:rPr>
               <w:t xml:space="preserve">b.</w:t>
@@ -738,7 +742,7 @@
               <w:rPr>
                 <w:rFonts w:ascii="Avenir Next" w:hAnsi="Avenir Next" w:cs="Avenir Next" w:eastAsia="Avenir Next"/>
                 <w:color w:val="1A1A1A"/>
-                <w:sz w:val="20"/>
+                <w:sz w:val="22"/>
                 <w:szCs w:val="20"/>
               </w:rPr>
               <w:t xml:space="preserve">28:</w:t>
@@ -788,7 +792,7 @@
                 <w:rFonts w:ascii="Avenir Next" w:hAnsi="Avenir Next" w:cs="Avenir Next" w:eastAsia="Avenir Next"/>
                 <w:b/>
                 <w:color w:val="003A70"/>
-                <w:sz w:val="20"/>
+                <w:sz w:val="22"/>
                 <w:szCs w:val="20"/>
               </w:rPr>
               <w:t xml:space="preserve">c.</w:t>
@@ -806,7 +810,7 @@
               <w:rPr>
                 <w:rFonts w:ascii="Avenir Next" w:hAnsi="Avenir Next" w:cs="Avenir Next" w:eastAsia="Avenir Next"/>
                 <w:color w:val="1A1A1A"/>
-                <w:sz w:val="20"/>
+                <w:sz w:val="22"/>
                 <w:szCs w:val="20"/>
               </w:rPr>
               <w:t xml:space="preserve">45:</w:t>
@@ -850,7 +854,7 @@
                 <w:rFonts w:ascii="Avenir Next" w:hAnsi="Avenir Next" w:cs="Avenir Next" w:eastAsia="Avenir Next"/>
                 <w:b/>
                 <w:color w:val="003A70"/>
-                <w:sz w:val="20"/>
+                <w:sz w:val="22"/>
                 <w:szCs w:val="20"/>
               </w:rPr>
               <w:t xml:space="preserve">d.</w:t>
@@ -868,7 +872,7 @@
               <w:rPr>
                 <w:rFonts w:ascii="Avenir Next" w:hAnsi="Avenir Next" w:cs="Avenir Next" w:eastAsia="Avenir Next"/>
                 <w:color w:val="1A1A1A"/>
-                <w:sz w:val="20"/>
+                <w:sz w:val="22"/>
                 <w:szCs w:val="20"/>
               </w:rPr>
               <w:t xml:space="preserve">17:</w:t>
@@ -918,7 +922,7 @@
                 <w:rFonts w:ascii="Avenir Next" w:hAnsi="Avenir Next" w:cs="Avenir Next" w:eastAsia="Avenir Next"/>
                 <w:b/>
                 <w:color w:val="003A70"/>
-                <w:sz w:val="20"/>
+                <w:sz w:val="22"/>
                 <w:szCs w:val="20"/>
               </w:rPr>
               <w:t xml:space="preserve">e.</w:t>
@@ -936,7 +940,7 @@
               <w:rPr>
                 <w:rFonts w:ascii="Avenir Next" w:hAnsi="Avenir Next" w:cs="Avenir Next" w:eastAsia="Avenir Next"/>
                 <w:color w:val="1A1A1A"/>
-                <w:sz w:val="20"/>
+                <w:sz w:val="22"/>
                 <w:szCs w:val="20"/>
               </w:rPr>
               <w:t xml:space="preserve">48:</w:t>
@@ -980,7 +984,7 @@
                 <w:rFonts w:ascii="Avenir Next" w:hAnsi="Avenir Next" w:cs="Avenir Next" w:eastAsia="Avenir Next"/>
                 <w:b/>
                 <w:color w:val="003A70"/>
-                <w:sz w:val="20"/>
+                <w:sz w:val="22"/>
                 <w:szCs w:val="20"/>
               </w:rPr>
               <w:t xml:space="preserve">f.</w:t>
@@ -998,7 +1002,7 @@
               <w:rPr>
                 <w:rFonts w:ascii="Avenir Next" w:hAnsi="Avenir Next" w:cs="Avenir Next" w:eastAsia="Avenir Next"/>
                 <w:color w:val="1A1A1A"/>
-                <w:sz w:val="20"/>
+                <w:sz w:val="22"/>
                 <w:szCs w:val="20"/>
               </w:rPr>
               <w:t xml:space="preserve">42:</w:t>
@@ -1045,25 +1049,25 @@
           <w:rFonts w:ascii="Avenir Next" w:hAnsi="Avenir Next" w:cs="Avenir Next" w:eastAsia="Avenir Next"/>
           <w:b/>
           <w:color w:val="1A1A1A"/>
+          <w:sz w:val="22"/>
+          <w:szCs w:val="20"/>
+        </w:rPr>
+        <w:t xml:space="preserve">2.</w:t>
+      </w:r>
+      <w:r>
+        <w:rPr>
+          <w:rFonts w:ascii="Avenir Next" w:hAnsi="Avenir Next" w:cs="Avenir Next" w:eastAsia="Avenir Next"/>
+          <w:color w:val="1A1A1A"/>
           <w:sz w:val="20"/>
           <w:szCs w:val="20"/>
         </w:rPr>
-        <w:t xml:space="preserve">2.</w:t>
-      </w:r>
-      <w:r>
-        <w:rPr>
-          <w:rFonts w:ascii="Avenir Next" w:hAnsi="Avenir Next" w:cs="Avenir Next" w:eastAsia="Avenir Next"/>
-          <w:color w:val="1A1A1A"/>
-          <w:sz w:val="20"/>
-          <w:szCs w:val="20"/>
-        </w:rPr>
         <w:tab/>
       </w:r>
       <w:r>
         <w:rPr>
           <w:rFonts w:ascii="Avenir Next" w:hAnsi="Avenir Next" w:cs="Avenir Next" w:eastAsia="Avenir Next"/>
           <w:color w:val="1A1A1A"/>
-          <w:sz w:val="20"/>
+          <w:sz w:val="22"/>
           <w:szCs w:val="20"/>
         </w:rPr>
         <w:t xml:space="preserve">Find the GCF of each pair.</w:t>
@@ -1119,7 +1123,7 @@
                 <w:rFonts w:ascii="Avenir Next" w:hAnsi="Avenir Next" w:cs="Avenir Next" w:eastAsia="Avenir Next"/>
                 <w:b/>
                 <w:color w:val="003A70"/>
-                <w:sz w:val="20"/>
+                <w:sz w:val="22"/>
                 <w:szCs w:val="20"/>
               </w:rPr>
               <w:t xml:space="preserve">a.</w:t>
@@ -1137,7 +1141,7 @@
               <w:rPr>
                 <w:rFonts w:ascii="Avenir Next" w:hAnsi="Avenir Next" w:cs="Avenir Next" w:eastAsia="Avenir Next"/>
                 <w:color w:val="1A1A1A"/>
-                <w:sz w:val="20"/>
+                <w:sz w:val="22"/>
                 <w:szCs w:val="20"/>
               </w:rPr>
               <w:t xml:space="preserve">12 and 20:</w:t>
@@ -1181,7 +1185,7 @@
                 <w:rFonts w:ascii="Avenir Next" w:hAnsi="Avenir Next" w:cs="Avenir Next" w:eastAsia="Avenir Next"/>
                 <w:b/>
                 <w:color w:val="003A70"/>
-                <w:sz w:val="20"/>
+                <w:sz w:val="22"/>
                 <w:szCs w:val="20"/>
               </w:rPr>
               <w:t xml:space="preserve">b.</w:t>
@@ -1199,7 +1203,7 @@
               <w:rPr>
                 <w:rFonts w:ascii="Avenir Next" w:hAnsi="Avenir Next" w:cs="Avenir Next" w:eastAsia="Avenir Next"/>
                 <w:color w:val="1A1A1A"/>
-                <w:sz w:val="20"/>
+                <w:sz w:val="22"/>
                 <w:szCs w:val="20"/>
               </w:rPr>
               <w:t xml:space="preserve">18 and 27:</w:t>
@@ -1243,7 +1247,7 @@
                 <w:rFonts w:ascii="Avenir Next" w:hAnsi="Avenir Next" w:cs="Avenir Next" w:eastAsia="Avenir Next"/>
                 <w:b/>
                 <w:color w:val="003A70"/>
-                <w:sz w:val="20"/>
+                <w:sz w:val="22"/>
                 <w:szCs w:val="20"/>
               </w:rPr>
               <w:t xml:space="preserve">c.</w:t>
@@ -1261,7 +1265,7 @@
               <w:rPr>
                 <w:rFonts w:ascii="Avenir Next" w:hAnsi="Avenir Next" w:cs="Avenir Next" w:eastAsia="Avenir Next"/>
                 <w:color w:val="1A1A1A"/>
-                <w:sz w:val="20"/>
+                <w:sz w:val="22"/>
                 <w:szCs w:val="20"/>
               </w:rPr>
               <w:t xml:space="preserve">16 and 40:</w:t>
@@ -1311,7 +1315,7 @@
                 <w:rFonts w:ascii="Avenir Next" w:hAnsi="Avenir Next" w:cs="Avenir Next" w:eastAsia="Avenir Next"/>
                 <w:b/>
                 <w:color w:val="003A70"/>
-                <w:sz w:val="20"/>
+                <w:sz w:val="22"/>
                 <w:szCs w:val="20"/>
               </w:rPr>
               <w:t xml:space="preserve">d.</w:t>
@@ -1329,7 +1333,7 @@
               <w:rPr>
                 <w:rFonts w:ascii="Avenir Next" w:hAnsi="Avenir Next" w:cs="Avenir Next" w:eastAsia="Avenir Next"/>
                 <w:color w:val="1A1A1A"/>
-                <w:sz w:val="20"/>
+                <w:sz w:val="22"/>
                 <w:szCs w:val="20"/>
               </w:rPr>
               <w:t xml:space="preserve">14 and 25:</w:t>
@@ -1373,7 +1377,7 @@
                 <w:rFonts w:ascii="Avenir Next" w:hAnsi="Avenir Next" w:cs="Avenir Next" w:eastAsia="Avenir Next"/>
                 <w:b/>
                 <w:color w:val="003A70"/>
-                <w:sz w:val="20"/>
+                <w:sz w:val="22"/>
                 <w:szCs w:val="20"/>
               </w:rPr>
               <w:t xml:space="preserve">e.</w:t>
@@ -1391,7 +1395,7 @@
               <w:rPr>
                 <w:rFonts w:ascii="Avenir Next" w:hAnsi="Avenir Next" w:cs="Avenir Next" w:eastAsia="Avenir Next"/>
                 <w:color w:val="1A1A1A"/>
-                <w:sz w:val="20"/>
+                <w:sz w:val="22"/>
                 <w:szCs w:val="20"/>
               </w:rPr>
               <w:t xml:space="preserve">36 and 48:</w:t>
@@ -1435,7 +1439,7 @@
                 <w:rFonts w:ascii="Avenir Next" w:hAnsi="Avenir Next" w:cs="Avenir Next" w:eastAsia="Avenir Next"/>
                 <w:b/>
                 <w:color w:val="003A70"/>
-                <w:sz w:val="20"/>
+                <w:sz w:val="22"/>
                 <w:szCs w:val="20"/>
               </w:rPr>
               <w:t xml:space="preserve">f.</w:t>
@@ -1453,7 +1457,7 @@
               <w:rPr>
                 <w:rFonts w:ascii="Avenir Next" w:hAnsi="Avenir Next" w:cs="Avenir Next" w:eastAsia="Avenir Next"/>
                 <w:color w:val="1A1A1A"/>
-                <w:sz w:val="20"/>
+                <w:sz w:val="22"/>
                 <w:szCs w:val="20"/>
               </w:rPr>
               <w:t xml:space="preserve">30 and 45:</w:t>
@@ -1500,25 +1504,25 @@
           <w:rFonts w:ascii="Avenir Next" w:hAnsi="Avenir Next" w:cs="Avenir Next" w:eastAsia="Avenir Next"/>
           <w:b/>
           <w:color w:val="1A1A1A"/>
+          <w:sz w:val="22"/>
+          <w:szCs w:val="20"/>
+        </w:rPr>
+        <w:t xml:space="preserve">3.</w:t>
+      </w:r>
+      <w:r>
+        <w:rPr>
+          <w:rFonts w:ascii="Avenir Next" w:hAnsi="Avenir Next" w:cs="Avenir Next" w:eastAsia="Avenir Next"/>
+          <w:color w:val="1A1A1A"/>
           <w:sz w:val="20"/>
           <w:szCs w:val="20"/>
         </w:rPr>
-        <w:t xml:space="preserve">3.</w:t>
-      </w:r>
-      <w:r>
-        <w:rPr>
-          <w:rFonts w:ascii="Avenir Next" w:hAnsi="Avenir Next" w:cs="Avenir Next" w:eastAsia="Avenir Next"/>
-          <w:color w:val="1A1A1A"/>
-          <w:sz w:val="20"/>
-          <w:szCs w:val="20"/>
-        </w:rPr>
         <w:tab/>
       </w:r>
       <w:r>
         <w:rPr>
           <w:rFonts w:ascii="Avenir Next" w:hAnsi="Avenir Next" w:cs="Avenir Next" w:eastAsia="Avenir Next"/>
           <w:color w:val="1A1A1A"/>
-          <w:sz w:val="20"/>
+          <w:sz w:val="22"/>
           <w:szCs w:val="20"/>
         </w:rPr>
         <w:t xml:space="preserve">Write the prime factorization of each number. Use exponents.</w:t>
@@ -1574,7 +1578,7 @@
                 <w:rFonts w:ascii="Avenir Next" w:hAnsi="Avenir Next" w:cs="Avenir Next" w:eastAsia="Avenir Next"/>
                 <w:b/>
                 <w:color w:val="003A70"/>
-                <w:sz w:val="20"/>
+                <w:sz w:val="22"/>
                 <w:szCs w:val="20"/>
               </w:rPr>
               <w:t xml:space="preserve">a.</w:t>
@@ -1592,7 +1596,7 @@
               <w:rPr>
                 <w:rFonts w:ascii="Avenir Next" w:hAnsi="Avenir Next" w:cs="Avenir Next" w:eastAsia="Avenir Next"/>
                 <w:color w:val="1A1A1A"/>
-                <w:sz w:val="20"/>
+                <w:sz w:val="22"/>
                 <w:szCs w:val="20"/>
               </w:rPr>
               <w:t xml:space="preserve">36 =</w:t>
@@ -1636,7 +1640,7 @@
                 <w:rFonts w:ascii="Avenir Next" w:hAnsi="Avenir Next" w:cs="Avenir Next" w:eastAsia="Avenir Next"/>
                 <w:b/>
                 <w:color w:val="003A70"/>
-                <w:sz w:val="20"/>
+                <w:sz w:val="22"/>
                 <w:szCs w:val="20"/>
               </w:rPr>
               <w:t xml:space="preserve">b.</w:t>
@@ -1654,7 +1658,7 @@
               <w:rPr>
                 <w:rFonts w:ascii="Avenir Next" w:hAnsi="Avenir Next" w:cs="Avenir Next" w:eastAsia="Avenir Next"/>
                 <w:color w:val="1A1A1A"/>
-                <w:sz w:val="20"/>
+                <w:sz w:val="22"/>
                 <w:szCs w:val="20"/>
               </w:rPr>
               <w:t xml:space="preserve">50 =</w:t>
@@ -1698,7 +1702,7 @@
                 <w:rFonts w:ascii="Avenir Next" w:hAnsi="Avenir Next" w:cs="Avenir Next" w:eastAsia="Avenir Next"/>
                 <w:b/>
                 <w:color w:val="003A70"/>
-                <w:sz w:val="20"/>
+                <w:sz w:val="22"/>
                 <w:szCs w:val="20"/>
               </w:rPr>
               <w:t xml:space="preserve">c.</w:t>
@@ -1716,7 +1720,7 @@
               <w:rPr>
                 <w:rFonts w:ascii="Avenir Next" w:hAnsi="Avenir Next" w:cs="Avenir Next" w:eastAsia="Avenir Next"/>
                 <w:color w:val="1A1A1A"/>
-                <w:sz w:val="20"/>
+                <w:sz w:val="22"/>
                 <w:szCs w:val="20"/>
               </w:rPr>
               <w:t xml:space="preserve">72 =</w:t>
@@ -1763,18 +1767,18 @@
           <w:rFonts w:ascii="Avenir Next" w:hAnsi="Avenir Next" w:cs="Avenir Next" w:eastAsia="Avenir Next"/>
           <w:b/>
           <w:color w:val="1A1A1A"/>
+          <w:sz w:val="22"/>
+          <w:szCs w:val="20"/>
+        </w:rPr>
+        <w:t xml:space="preserve">4.</w:t>
+      </w:r>
+      <w:r>
+        <w:rPr>
+          <w:rFonts w:ascii="Avenir Next" w:hAnsi="Avenir Next" w:cs="Avenir Next" w:eastAsia="Avenir Next"/>
+          <w:color w:val="1A1A1A"/>
           <w:sz w:val="20"/>
           <w:szCs w:val="20"/>
         </w:rPr>
-        <w:t xml:space="preserve">4.</w:t>
-      </w:r>
-      <w:r>
-        <w:rPr>
-          <w:rFonts w:ascii="Avenir Next" w:hAnsi="Avenir Next" w:cs="Avenir Next" w:eastAsia="Avenir Next"/>
-          <w:color w:val="1A1A1A"/>
-          <w:sz w:val="20"/>
-          <w:szCs w:val="20"/>
-        </w:rPr>
         <w:tab/>
       </w:r>
       <w:r>
@@ -1782,7 +1786,7 @@
           <w:rFonts w:ascii="Avenir Next" w:hAnsi="Avenir Next" w:cs="Avenir Next" w:eastAsia="Avenir Next"/>
           <w:b/>
           <w:color w:val="1A1A1A"/>
-          <w:sz w:val="20"/>
+          <w:sz w:val="22"/>
           <w:szCs w:val="20"/>
         </w:rPr>
         <w:t xml:space="preserve">Snack Bags.  </w:t>
@@ -1791,7 +1795,7 @@
         <w:rPr>
           <w:rFonts w:ascii="Avenir Next" w:hAnsi="Avenir Next" w:cs="Avenir Next" w:eastAsia="Avenir Next"/>
           <w:color w:val="1A1A1A"/>
-          <w:sz w:val="20"/>
+          <w:sz w:val="22"/>
           <w:szCs w:val="20"/>
         </w:rPr>
         <w:t xml:space="preserve">Mr. Diaz has 36 granola bars and 54 juice boxes. He makes identical snack bags with nothing left over. What is the greatest number of bags he can make? What is in each bag?</w:t>
@@ -1868,7 +1872,7 @@
           <w:rFonts w:ascii="Avenir Next" w:hAnsi="Avenir Next" w:cs="Avenir Next" w:eastAsia="Avenir Next"/>
           <w:b/>
           <w:color w:val="1A1A1A"/>
-          <w:sz w:val="18"/>
+          <w:sz w:val="22"/>
           <w:szCs w:val="18"/>
         </w:rPr>
         <w:t xml:space="preserve">Answer</w:t>
@@ -1902,18 +1906,18 @@
           <w:rFonts w:ascii="Avenir Next" w:hAnsi="Avenir Next" w:cs="Avenir Next" w:eastAsia="Avenir Next"/>
           <w:b/>
           <w:color w:val="1A1A1A"/>
+          <w:sz w:val="22"/>
+          <w:szCs w:val="20"/>
+        </w:rPr>
+        <w:t xml:space="preserve">5.</w:t>
+      </w:r>
+      <w:r>
+        <w:rPr>
+          <w:rFonts w:ascii="Avenir Next" w:hAnsi="Avenir Next" w:cs="Avenir Next" w:eastAsia="Avenir Next"/>
+          <w:color w:val="1A1A1A"/>
           <w:sz w:val="20"/>
           <w:szCs w:val="20"/>
         </w:rPr>
-        <w:t xml:space="preserve">5.</w:t>
-      </w:r>
-      <w:r>
-        <w:rPr>
-          <w:rFonts w:ascii="Avenir Next" w:hAnsi="Avenir Next" w:cs="Avenir Next" w:eastAsia="Avenir Next"/>
-          <w:color w:val="1A1A1A"/>
-          <w:sz w:val="20"/>
-          <w:szCs w:val="20"/>
-        </w:rPr>
         <w:tab/>
       </w:r>
       <w:r>
@@ -1921,7 +1925,7 @@
           <w:rFonts w:ascii="Avenir Next" w:hAnsi="Avenir Next" w:cs="Avenir Next" w:eastAsia="Avenir Next"/>
           <w:b/>
           <w:color w:val="1A1A1A"/>
-          <w:sz w:val="20"/>
+          <w:sz w:val="22"/>
           <w:szCs w:val="20"/>
         </w:rPr>
         <w:t xml:space="preserve">Find the Error.  </w:t>
@@ -1930,7 +1934,7 @@
         <w:rPr>
           <w:rFonts w:ascii="Avenir Next" w:hAnsi="Avenir Next" w:cs="Avenir Next" w:eastAsia="Avenir Next"/>
           <w:color w:val="1A1A1A"/>
-          <w:sz w:val="20"/>
+          <w:sz w:val="22"/>
           <w:szCs w:val="20"/>
         </w:rPr>
         <w:t xml:space="preserve">Hana says the GCF of 15 and 28 is 0 because they share no factors. Explain her mistake and give the GCF.</w:t>
@@ -2051,6 +2055,7 @@
           </w:tcPr>
           <w:p>
             <w:pPr>
+              <w:pStyle w:val="Heading2"/>
               <w:spacing w:before="0" w:after="0" w:line="240" w:lineRule="auto"/>
             </w:pPr>
             <w:r>
@@ -2088,7 +2093,7 @@
               <w:rPr>
                 <w:rFonts w:ascii="Avenir Next" w:hAnsi="Avenir Next" w:cs="Avenir Next" w:eastAsia="Avenir Next"/>
                 <w:color w:val="1A1A1A"/>
-                <w:sz w:val="17"/>
+                <w:sz w:val="22"/>
                 <w:szCs w:val="17"/>
               </w:rPr>
               <w:t xml:space="preserve">  I can do this on my own</w:t>
@@ -2117,7 +2122,7 @@
               <w:rPr>
                 <w:rFonts w:ascii="Avenir Next" w:hAnsi="Avenir Next" w:cs="Avenir Next" w:eastAsia="Avenir Next"/>
                 <w:color w:val="1A1A1A"/>
-                <w:sz w:val="17"/>
+                <w:sz w:val="22"/>
                 <w:szCs w:val="17"/>
               </w:rPr>
               <w:t xml:space="preserve">  I need a little help</w:t>
@@ -2146,7 +2151,7 @@
               <w:rPr>
                 <w:rFonts w:ascii="Avenir Next" w:hAnsi="Avenir Next" w:cs="Avenir Next" w:eastAsia="Avenir Next"/>
                 <w:color w:val="1A1A1A"/>
-                <w:sz w:val="17"/>
+                <w:sz w:val="22"/>
                 <w:szCs w:val="17"/>
               </w:rPr>
               <w:t xml:space="preserve">  I have a question about #</w:t>
@@ -2184,7 +2189,7 @@
         <w:rPr>
           <w:rFonts w:ascii="Avenir Next" w:hAnsi="Avenir Next" w:cs="Avenir Next" w:eastAsia="Avenir Next"/>
           <w:color w:val="5A5F66"/>
-          <w:sz w:val="17"/>
+          <w:sz w:val="22"/>
           <w:szCs w:val="17"/>
         </w:rPr>
         <w:t xml:space="preserve">Ask someone at home to name two numbers. Find their GCF together.</w:t>
@@ -2204,10 +2209,28 @@
         <w:rPr>
           <w:rFonts w:ascii="Avenir Next" w:hAnsi="Avenir Next" w:cs="Avenir Next" w:eastAsia="Avenir Next"/>
           <w:color w:val="1A1A1A"/>
+          <w:sz w:val="22"/>
+          <w:szCs w:val="20"/>
+        </w:rPr>
+        <w:t xml:space="preserve">Name</w:t>
+      </w:r>
+      <w:r>
+        <w:rPr>
+          <w:rFonts w:ascii="Avenir Next" w:hAnsi="Avenir Next" w:cs="Avenir Next" w:eastAsia="Avenir Next"/>
+          <w:color w:val="1A1A1A"/>
           <w:sz w:val="20"/>
           <w:szCs w:val="20"/>
         </w:rPr>
-        <w:t xml:space="preserve">Name</w:t>
+        <w:tab/>
+      </w:r>
+      <w:r>
+        <w:rPr>
+          <w:rFonts w:ascii="Avenir Next" w:hAnsi="Avenir Next" w:cs="Avenir Next" w:eastAsia="Avenir Next"/>
+          <w:color w:val="1A1A1A"/>
+          <w:sz w:val="22"/>
+          <w:szCs w:val="20"/>
+        </w:rPr>
+        <w:t xml:space="preserve">   Date</w:t>
       </w:r>
       <w:r>
         <w:rPr>
@@ -2222,25 +2245,7 @@
         <w:rPr>
           <w:rFonts w:ascii="Avenir Next" w:hAnsi="Avenir Next" w:cs="Avenir Next" w:eastAsia="Avenir Next"/>
           <w:color w:val="1A1A1A"/>
-          <w:sz w:val="20"/>
-          <w:szCs w:val="20"/>
-        </w:rPr>
-        <w:t xml:space="preserve">   Date</w:t>
-      </w:r>
-      <w:r>
-        <w:rPr>
-          <w:rFonts w:ascii="Avenir Next" w:hAnsi="Avenir Next" w:cs="Avenir Next" w:eastAsia="Avenir Next"/>
-          <w:color w:val="1A1A1A"/>
-          <w:sz w:val="20"/>
-          <w:szCs w:val="20"/>
-        </w:rPr>
-        <w:tab/>
-      </w:r>
-      <w:r>
-        <w:rPr>
-          <w:rFonts w:ascii="Avenir Next" w:hAnsi="Avenir Next" w:cs="Avenir Next" w:eastAsia="Avenir Next"/>
-          <w:color w:val="1A1A1A"/>
-          <w:sz w:val="20"/>
+          <w:sz w:val="22"/>
           <w:szCs w:val="20"/>
         </w:rPr>
         <w:t xml:space="preserve">   Period</w:t>
@@ -2267,7 +2272,7 @@
           <w:caps/>
           <w:color w:val="003A70"/>
           <w:spacing w:val="12"/>
-          <w:sz w:val="19"/>
+          <w:sz w:val="22"/>
           <w:szCs w:val="19"/>
         </w:rPr>
         <w:t xml:space="preserve">Lesson 6-7  ·  Homework Packet  ·  Sheet 2 of 2</w:t>
@@ -2275,6 +2280,7 @@
     </w:p>
     <w:p>
       <w:pPr>
+        <w:pStyle w:val="Heading1"/>
         <w:keepNext/>
         <w:spacing w:before="0" w:after="0" w:line="240" w:lineRule="auto"/>
       </w:pPr>
@@ -2300,7 +2306,7 @@
         <w:rPr>
           <w:rFonts w:ascii="Avenir Next" w:hAnsi="Avenir Next" w:cs="Avenir Next" w:eastAsia="Avenir Next"/>
           <w:color w:val="5A5F66"/>
-          <w:sz w:val="17"/>
+          <w:sz w:val="22"/>
           <w:szCs w:val="17"/>
         </w:rPr>
         <w:t xml:space="preserve">Maryland Standard 6.NS.B.4   ·   Learning target — I can list multiples of two numbers and find their least common multiple.</w:t>
@@ -2347,6 +2353,7 @@
           </w:tcPr>
           <w:p>
             <w:pPr>
+              <w:pStyle w:val="Heading2"/>
               <w:spacing w:before="0" w:after="0" w:line="240" w:lineRule="auto"/>
             </w:pPr>
             <w:r>
@@ -2374,35 +2381,35 @@
                 <w:rFonts w:ascii="Avenir Next" w:hAnsi="Avenir Next" w:cs="Avenir Next" w:eastAsia="Avenir Next"/>
                 <w:b/>
                 <w:color w:val="003A70"/>
+                <w:sz w:val="22"/>
+                <w:szCs w:val="18"/>
+              </w:rPr>
+              <w:t xml:space="preserve">•</w:t>
+            </w:r>
+            <w:r>
+              <w:rPr>
+                <w:rFonts w:ascii="Avenir Next" w:hAnsi="Avenir Next" w:cs="Avenir Next" w:eastAsia="Avenir Next"/>
+                <w:color w:val="1A1A1A"/>
                 <w:sz w:val="18"/>
                 <w:szCs w:val="18"/>
               </w:rPr>
-              <w:t xml:space="preserve">•</w:t>
-            </w:r>
-            <w:r>
-              <w:rPr>
-                <w:rFonts w:ascii="Avenir Next" w:hAnsi="Avenir Next" w:cs="Avenir Next" w:eastAsia="Avenir Next"/>
-                <w:color w:val="1A1A1A"/>
-                <w:sz w:val="18"/>
+              <w:tab/>
+            </w:r>
+            <w:r>
+              <w:rPr>
+                <w:rFonts w:ascii="Avenir Next" w:hAnsi="Avenir Next" w:cs="Avenir Next" w:eastAsia="Avenir Next"/>
+                <w:b/>
+                <w:color w:val="1A1A1A"/>
+                <w:sz w:val="22"/>
                 <w:szCs w:val="18"/>
               </w:rPr>
-              <w:tab/>
-            </w:r>
-            <w:r>
-              <w:rPr>
-                <w:rFonts w:ascii="Avenir Next" w:hAnsi="Avenir Next" w:cs="Avenir Next" w:eastAsia="Avenir Next"/>
-                <w:b/>
-                <w:color w:val="1A1A1A"/>
-                <w:sz w:val="18"/>
-                <w:szCs w:val="18"/>
-              </w:rPr>
               <w:t xml:space="preserve">Multiples</w:t>
             </w:r>
             <w:r>
               <w:rPr>
                 <w:rFonts w:ascii="Avenir Next" w:hAnsi="Avenir Next" w:cs="Avenir Next" w:eastAsia="Avenir Next"/>
                 <w:color w:val="1A1A1A"/>
-                <w:sz w:val="18"/>
+                <w:sz w:val="22"/>
                 <w:szCs w:val="18"/>
               </w:rPr>
               <w:t xml:space="preserve"> of a number come from skip-counting: 6, 12, 18, 24, …</w:t>
@@ -2421,44 +2428,44 @@
                 <w:rFonts w:ascii="Avenir Next" w:hAnsi="Avenir Next" w:cs="Avenir Next" w:eastAsia="Avenir Next"/>
                 <w:b/>
                 <w:color w:val="003A70"/>
+                <w:sz w:val="22"/>
+                <w:szCs w:val="18"/>
+              </w:rPr>
+              <w:t xml:space="preserve">•</w:t>
+            </w:r>
+            <w:r>
+              <w:rPr>
+                <w:rFonts w:ascii="Avenir Next" w:hAnsi="Avenir Next" w:cs="Avenir Next" w:eastAsia="Avenir Next"/>
+                <w:color w:val="1A1A1A"/>
                 <w:sz w:val="18"/>
                 <w:szCs w:val="18"/>
               </w:rPr>
-              <w:t xml:space="preserve">•</w:t>
-            </w:r>
-            <w:r>
-              <w:rPr>
-                <w:rFonts w:ascii="Avenir Next" w:hAnsi="Avenir Next" w:cs="Avenir Next" w:eastAsia="Avenir Next"/>
-                <w:color w:val="1A1A1A"/>
-                <w:sz w:val="18"/>
+              <w:tab/>
+            </w:r>
+            <w:r>
+              <w:rPr>
+                <w:rFonts w:ascii="Avenir Next" w:hAnsi="Avenir Next" w:cs="Avenir Next" w:eastAsia="Avenir Next"/>
+                <w:color w:val="1A1A1A"/>
+                <w:sz w:val="22"/>
                 <w:szCs w:val="18"/>
               </w:rPr>
-              <w:tab/>
-            </w:r>
-            <w:r>
-              <w:rPr>
-                <w:rFonts w:ascii="Avenir Next" w:hAnsi="Avenir Next" w:cs="Avenir Next" w:eastAsia="Avenir Next"/>
-                <w:color w:val="1A1A1A"/>
-                <w:sz w:val="18"/>
+              <w:t xml:space="preserve">The </w:t>
+            </w:r>
+            <w:r>
+              <w:rPr>
+                <w:rFonts w:ascii="Avenir Next" w:hAnsi="Avenir Next" w:cs="Avenir Next" w:eastAsia="Avenir Next"/>
+                <w:b/>
+                <w:color w:val="1A1A1A"/>
+                <w:sz w:val="22"/>
                 <w:szCs w:val="18"/>
               </w:rPr>
-              <w:t xml:space="preserve">The </w:t>
-            </w:r>
-            <w:r>
-              <w:rPr>
-                <w:rFonts w:ascii="Avenir Next" w:hAnsi="Avenir Next" w:cs="Avenir Next" w:eastAsia="Avenir Next"/>
-                <w:b/>
-                <w:color w:val="1A1A1A"/>
-                <w:sz w:val="18"/>
-                <w:szCs w:val="18"/>
-              </w:rPr>
               <w:t xml:space="preserve">least common multiple</w:t>
             </w:r>
             <w:r>
               <w:rPr>
                 <w:rFonts w:ascii="Avenir Next" w:hAnsi="Avenir Next" w:cs="Avenir Next" w:eastAsia="Avenir Next"/>
                 <w:color w:val="1A1A1A"/>
-                <w:sz w:val="18"/>
+                <w:sz w:val="22"/>
                 <w:szCs w:val="18"/>
               </w:rPr>
               <w:t xml:space="preserve"> (LCM) is the least number that is a multiple of both.</w:t>
@@ -2477,63 +2484,63 @@
                 <w:rFonts w:ascii="Avenir Next" w:hAnsi="Avenir Next" w:cs="Avenir Next" w:eastAsia="Avenir Next"/>
                 <w:b/>
                 <w:color w:val="003A70"/>
+                <w:sz w:val="22"/>
+                <w:szCs w:val="18"/>
+              </w:rPr>
+              <w:t xml:space="preserve">•</w:t>
+            </w:r>
+            <w:r>
+              <w:rPr>
+                <w:rFonts w:ascii="Avenir Next" w:hAnsi="Avenir Next" w:cs="Avenir Next" w:eastAsia="Avenir Next"/>
+                <w:color w:val="1A1A1A"/>
                 <w:sz w:val="18"/>
                 <w:szCs w:val="18"/>
               </w:rPr>
-              <w:t xml:space="preserve">•</w:t>
-            </w:r>
-            <w:r>
-              <w:rPr>
-                <w:rFonts w:ascii="Avenir Next" w:hAnsi="Avenir Next" w:cs="Avenir Next" w:eastAsia="Avenir Next"/>
-                <w:color w:val="1A1A1A"/>
-                <w:sz w:val="18"/>
+              <w:tab/>
+            </w:r>
+            <w:r>
+              <w:rPr>
+                <w:rFonts w:ascii="Avenir Next" w:hAnsi="Avenir Next" w:cs="Avenir Next" w:eastAsia="Avenir Next"/>
+                <w:color w:val="1A1A1A"/>
+                <w:sz w:val="22"/>
                 <w:szCs w:val="18"/>
               </w:rPr>
-              <w:tab/>
-            </w:r>
-            <w:r>
-              <w:rPr>
-                <w:rFonts w:ascii="Avenir Next" w:hAnsi="Avenir Next" w:cs="Avenir Next" w:eastAsia="Avenir Next"/>
-                <w:color w:val="1A1A1A"/>
-                <w:sz w:val="18"/>
+              <w:t xml:space="preserve">Use the LCM when events </w:t>
+            </w:r>
+            <w:r>
+              <w:rPr>
+                <w:rFonts w:ascii="Avenir Next" w:hAnsi="Avenir Next" w:cs="Avenir Next" w:eastAsia="Avenir Next"/>
+                <w:b/>
+                <w:color w:val="1A1A1A"/>
+                <w:sz w:val="22"/>
                 <w:szCs w:val="18"/>
               </w:rPr>
-              <w:t xml:space="preserve">Use the LCM when events </w:t>
-            </w:r>
-            <w:r>
-              <w:rPr>
-                <w:rFonts w:ascii="Avenir Next" w:hAnsi="Avenir Next" w:cs="Avenir Next" w:eastAsia="Avenir Next"/>
-                <w:b/>
-                <w:color w:val="1A1A1A"/>
-                <w:sz w:val="18"/>
+              <w:t xml:space="preserve">happen together again</w:t>
+            </w:r>
+            <w:r>
+              <w:rPr>
+                <w:rFonts w:ascii="Avenir Next" w:hAnsi="Avenir Next" w:cs="Avenir Next" w:eastAsia="Avenir Next"/>
+                <w:color w:val="1A1A1A"/>
+                <w:sz w:val="22"/>
                 <w:szCs w:val="18"/>
               </w:rPr>
-              <w:t xml:space="preserve">happen together again</w:t>
-            </w:r>
-            <w:r>
-              <w:rPr>
-                <w:rFonts w:ascii="Avenir Next" w:hAnsi="Avenir Next" w:cs="Avenir Next" w:eastAsia="Avenir Next"/>
-                <w:color w:val="1A1A1A"/>
-                <w:sz w:val="18"/>
+              <w:t xml:space="preserve">, or to buy packs for </w:t>
+            </w:r>
+            <w:r>
+              <w:rPr>
+                <w:rFonts w:ascii="Avenir Next" w:hAnsi="Avenir Next" w:cs="Avenir Next" w:eastAsia="Avenir Next"/>
+                <w:b/>
+                <w:color w:val="1A1A1A"/>
+                <w:sz w:val="22"/>
                 <w:szCs w:val="18"/>
               </w:rPr>
-              <w:t xml:space="preserve">, or to buy packs for </w:t>
-            </w:r>
-            <w:r>
-              <w:rPr>
-                <w:rFonts w:ascii="Avenir Next" w:hAnsi="Avenir Next" w:cs="Avenir Next" w:eastAsia="Avenir Next"/>
-                <w:b/>
-                <w:color w:val="1A1A1A"/>
-                <w:sz w:val="18"/>
-                <w:szCs w:val="18"/>
-              </w:rPr>
               <w:t xml:space="preserve">equal amounts</w:t>
             </w:r>
             <w:r>
               <w:rPr>
                 <w:rFonts w:ascii="Avenir Next" w:hAnsi="Avenir Next" w:cs="Avenir Next" w:eastAsia="Avenir Next"/>
                 <w:color w:val="1A1A1A"/>
-                <w:sz w:val="18"/>
+                <w:sz w:val="22"/>
                 <w:szCs w:val="18"/>
               </w:rPr>
               <w:t xml:space="preserve">.</w:t>
@@ -2548,6 +2555,7 @@
           </w:tcPr>
           <w:p>
             <w:pPr>
+              <w:pStyle w:val="Heading2"/>
               <w:spacing w:before="0" w:after="0" w:line="240" w:lineRule="auto"/>
             </w:pPr>
             <w:r>
@@ -2570,7 +2578,7 @@
               <w:rPr>
                 <w:rFonts w:ascii="Avenir Next" w:hAnsi="Avenir Next" w:cs="Avenir Next" w:eastAsia="Avenir Next"/>
                 <w:color w:val="1A1A1A"/>
-                <w:sz w:val="17"/>
+                <w:sz w:val="22"/>
                 <w:szCs w:val="17"/>
               </w:rPr>
               <w:t xml:space="preserve">Find the LCM of 8 and 12.</w:t>
@@ -2589,25 +2597,25 @@
                 <w:rFonts w:ascii="Avenir Next" w:hAnsi="Avenir Next" w:cs="Avenir Next" w:eastAsia="Avenir Next"/>
                 <w:b/>
                 <w:color w:val="003A70"/>
+                <w:sz w:val="22"/>
+                <w:szCs w:val="17"/>
+              </w:rPr>
+              <w:t xml:space="preserve">Step 1</w:t>
+            </w:r>
+            <w:r>
+              <w:rPr>
+                <w:rFonts w:ascii="Avenir Next" w:hAnsi="Avenir Next" w:cs="Avenir Next" w:eastAsia="Avenir Next"/>
+                <w:color w:val="1A1A1A"/>
                 <w:sz w:val="17"/>
                 <w:szCs w:val="17"/>
               </w:rPr>
-              <w:t xml:space="preserve">Step 1</w:t>
-            </w:r>
-            <w:r>
-              <w:rPr>
-                <w:rFonts w:ascii="Avenir Next" w:hAnsi="Avenir Next" w:cs="Avenir Next" w:eastAsia="Avenir Next"/>
-                <w:color w:val="1A1A1A"/>
-                <w:sz w:val="17"/>
-                <w:szCs w:val="17"/>
-              </w:rPr>
               <w:tab/>
             </w:r>
             <w:r>
               <w:rPr>
                 <w:rFonts w:ascii="Avenir Next" w:hAnsi="Avenir Next" w:cs="Avenir Next" w:eastAsia="Avenir Next"/>
                 <w:color w:val="1A1A1A"/>
-                <w:sz w:val="17"/>
+                <w:sz w:val="22"/>
                 <w:szCs w:val="17"/>
               </w:rPr>
               <w:t xml:space="preserve">Multiples of 12: 12, 24, 36, …</w:t>
@@ -2626,25 +2634,25 @@
                 <w:rFonts w:ascii="Avenir Next" w:hAnsi="Avenir Next" w:cs="Avenir Next" w:eastAsia="Avenir Next"/>
                 <w:b/>
                 <w:color w:val="003A70"/>
+                <w:sz w:val="22"/>
+                <w:szCs w:val="17"/>
+              </w:rPr>
+              <w:t xml:space="preserve">Step 2</w:t>
+            </w:r>
+            <w:r>
+              <w:rPr>
+                <w:rFonts w:ascii="Avenir Next" w:hAnsi="Avenir Next" w:cs="Avenir Next" w:eastAsia="Avenir Next"/>
+                <w:color w:val="1A1A1A"/>
                 <w:sz w:val="17"/>
                 <w:szCs w:val="17"/>
               </w:rPr>
-              <w:t xml:space="preserve">Step 2</w:t>
-            </w:r>
-            <w:r>
-              <w:rPr>
-                <w:rFonts w:ascii="Avenir Next" w:hAnsi="Avenir Next" w:cs="Avenir Next" w:eastAsia="Avenir Next"/>
-                <w:color w:val="1A1A1A"/>
-                <w:sz w:val="17"/>
-                <w:szCs w:val="17"/>
-              </w:rPr>
               <w:tab/>
             </w:r>
             <w:r>
               <w:rPr>
                 <w:rFonts w:ascii="Avenir Next" w:hAnsi="Avenir Next" w:cs="Avenir Next" w:eastAsia="Avenir Next"/>
                 <w:color w:val="1A1A1A"/>
-                <w:sz w:val="17"/>
+                <w:sz w:val="22"/>
                 <w:szCs w:val="17"/>
               </w:rPr>
               <w:t xml:space="preserve">12 is not a multiple of 8. 24 is (8 × 3 = 24).</w:t>
@@ -2663,18 +2671,18 @@
                 <w:rFonts w:ascii="Avenir Next" w:hAnsi="Avenir Next" w:cs="Avenir Next" w:eastAsia="Avenir Next"/>
                 <w:b/>
                 <w:color w:val="1A1A1A"/>
+                <w:sz w:val="22"/>
+                <w:szCs w:val="17"/>
+              </w:rPr>
+              <w:t xml:space="preserve">Answer</w:t>
+            </w:r>
+            <w:r>
+              <w:rPr>
+                <w:rFonts w:ascii="Avenir Next" w:hAnsi="Avenir Next" w:cs="Avenir Next" w:eastAsia="Avenir Next"/>
+                <w:color w:val="1A1A1A"/>
                 <w:sz w:val="17"/>
                 <w:szCs w:val="17"/>
               </w:rPr>
-              <w:t xml:space="preserve">Answer</w:t>
-            </w:r>
-            <w:r>
-              <w:rPr>
-                <w:rFonts w:ascii="Avenir Next" w:hAnsi="Avenir Next" w:cs="Avenir Next" w:eastAsia="Avenir Next"/>
-                <w:color w:val="1A1A1A"/>
-                <w:sz w:val="17"/>
-                <w:szCs w:val="17"/>
-              </w:rPr>
               <w:tab/>
             </w:r>
             <w:r>
@@ -2682,7 +2690,7 @@
                 <w:rFonts w:ascii="Avenir Next" w:hAnsi="Avenir Next" w:cs="Avenir Next" w:eastAsia="Avenir Next"/>
                 <w:b/>
                 <w:color w:val="1A1A1A"/>
-                <w:sz w:val="17"/>
+                <w:sz w:val="22"/>
                 <w:szCs w:val="17"/>
               </w:rPr>
               <w:t xml:space="preserve">LCM = 24</w:t>
@@ -2693,6 +2701,7 @@
     </w:tbl>
     <w:p>
       <w:pPr>
+        <w:pStyle w:val="Heading2"/>
         <w:keepNext/>
         <w:pBdr>
           <w:bottom w:val="single" w:sz="8" w:space="3" w:color="003A70"/>
@@ -2708,7 +2717,7 @@
           <w:b/>
           <w:color w:val="003A70"/>
           <w:spacing w:val="14"/>
-          <w:sz w:val="19"/>
+          <w:sz w:val="22"/>
           <w:szCs w:val="19"/>
         </w:rPr>
         <w:t xml:space="preserve">PRACTICE</w:t>
@@ -2727,7 +2736,7 @@
           <w:rFonts w:ascii="Avenir Next" w:hAnsi="Avenir Next" w:cs="Avenir Next" w:eastAsia="Avenir Next"/>
           <w:i/>
           <w:color w:val="5A5F66"/>
-          <w:sz w:val="17"/>
+          <w:sz w:val="22"/>
           <w:szCs w:val="17"/>
         </w:rPr>
         <w:t xml:space="preserve">show your work · label units</w:t>
@@ -2747,25 +2756,25 @@
           <w:rFonts w:ascii="Avenir Next" w:hAnsi="Avenir Next" w:cs="Avenir Next" w:eastAsia="Avenir Next"/>
           <w:b/>
           <w:color w:val="1A1A1A"/>
+          <w:sz w:val="22"/>
+          <w:szCs w:val="20"/>
+        </w:rPr>
+        <w:t xml:space="preserve">1.</w:t>
+      </w:r>
+      <w:r>
+        <w:rPr>
+          <w:rFonts w:ascii="Avenir Next" w:hAnsi="Avenir Next" w:cs="Avenir Next" w:eastAsia="Avenir Next"/>
+          <w:color w:val="1A1A1A"/>
           <w:sz w:val="20"/>
           <w:szCs w:val="20"/>
         </w:rPr>
-        <w:t xml:space="preserve">1.</w:t>
-      </w:r>
-      <w:r>
-        <w:rPr>
-          <w:rFonts w:ascii="Avenir Next" w:hAnsi="Avenir Next" w:cs="Avenir Next" w:eastAsia="Avenir Next"/>
-          <w:color w:val="1A1A1A"/>
-          <w:sz w:val="20"/>
-          <w:szCs w:val="20"/>
-        </w:rPr>
         <w:tab/>
       </w:r>
       <w:r>
         <w:rPr>
           <w:rFonts w:ascii="Avenir Next" w:hAnsi="Avenir Next" w:cs="Avenir Next" w:eastAsia="Avenir Next"/>
           <w:color w:val="1A1A1A"/>
-          <w:sz w:val="20"/>
+          <w:sz w:val="22"/>
           <w:szCs w:val="20"/>
         </w:rPr>
         <w:t xml:space="preserve">Find the LCM of each pair.</w:t>
@@ -2821,7 +2830,7 @@
                 <w:rFonts w:ascii="Avenir Next" w:hAnsi="Avenir Next" w:cs="Avenir Next" w:eastAsia="Avenir Next"/>
                 <w:b/>
                 <w:color w:val="003A70"/>
-                <w:sz w:val="20"/>
+                <w:sz w:val="22"/>
                 <w:szCs w:val="20"/>
               </w:rPr>
               <w:t xml:space="preserve">a.</w:t>
@@ -2839,7 +2848,7 @@
               <w:rPr>
                 <w:rFonts w:ascii="Avenir Next" w:hAnsi="Avenir Next" w:cs="Avenir Next" w:eastAsia="Avenir Next"/>
                 <w:color w:val="1A1A1A"/>
-                <w:sz w:val="20"/>
+                <w:sz w:val="22"/>
                 <w:szCs w:val="20"/>
               </w:rPr>
               <w:t xml:space="preserve">3 and 7:</w:t>
@@ -2883,7 +2892,7 @@
                 <w:rFonts w:ascii="Avenir Next" w:hAnsi="Avenir Next" w:cs="Avenir Next" w:eastAsia="Avenir Next"/>
                 <w:b/>
                 <w:color w:val="003A70"/>
-                <w:sz w:val="20"/>
+                <w:sz w:val="22"/>
                 <w:szCs w:val="20"/>
               </w:rPr>
               <w:t xml:space="preserve">b.</w:t>
@@ -2901,7 +2910,7 @@
               <w:rPr>
                 <w:rFonts w:ascii="Avenir Next" w:hAnsi="Avenir Next" w:cs="Avenir Next" w:eastAsia="Avenir Next"/>
                 <w:color w:val="1A1A1A"/>
-                <w:sz w:val="20"/>
+                <w:sz w:val="22"/>
                 <w:szCs w:val="20"/>
               </w:rPr>
               <w:t xml:space="preserve">4 and 10:</w:t>
@@ -2945,7 +2954,7 @@
                 <w:rFonts w:ascii="Avenir Next" w:hAnsi="Avenir Next" w:cs="Avenir Next" w:eastAsia="Avenir Next"/>
                 <w:b/>
                 <w:color w:val="003A70"/>
-                <w:sz w:val="20"/>
+                <w:sz w:val="22"/>
                 <w:szCs w:val="20"/>
               </w:rPr>
               <w:t xml:space="preserve">c.</w:t>
@@ -2963,7 +2972,7 @@
               <w:rPr>
                 <w:rFonts w:ascii="Avenir Next" w:hAnsi="Avenir Next" w:cs="Avenir Next" w:eastAsia="Avenir Next"/>
                 <w:color w:val="1A1A1A"/>
-                <w:sz w:val="20"/>
+                <w:sz w:val="22"/>
                 <w:szCs w:val="20"/>
               </w:rPr>
               <w:t xml:space="preserve">6 and 8:</w:t>
@@ -3013,7 +3022,7 @@
                 <w:rFonts w:ascii="Avenir Next" w:hAnsi="Avenir Next" w:cs="Avenir Next" w:eastAsia="Avenir Next"/>
                 <w:b/>
                 <w:color w:val="003A70"/>
-                <w:sz w:val="20"/>
+                <w:sz w:val="22"/>
                 <w:szCs w:val="20"/>
               </w:rPr>
               <w:t xml:space="preserve">d.</w:t>
@@ -3031,7 +3040,7 @@
               <w:rPr>
                 <w:rFonts w:ascii="Avenir Next" w:hAnsi="Avenir Next" w:cs="Avenir Next" w:eastAsia="Avenir Next"/>
                 <w:color w:val="1A1A1A"/>
-                <w:sz w:val="20"/>
+                <w:sz w:val="22"/>
                 <w:szCs w:val="20"/>
               </w:rPr>
               <w:t xml:space="preserve">5 and 15:</w:t>
@@ -3075,7 +3084,7 @@
                 <w:rFonts w:ascii="Avenir Next" w:hAnsi="Avenir Next" w:cs="Avenir Next" w:eastAsia="Avenir Next"/>
                 <w:b/>
                 <w:color w:val="003A70"/>
-                <w:sz w:val="20"/>
+                <w:sz w:val="22"/>
                 <w:szCs w:val="20"/>
               </w:rPr>
               <w:t xml:space="preserve">e.</w:t>
@@ -3093,7 +3102,7 @@
               <w:rPr>
                 <w:rFonts w:ascii="Avenir Next" w:hAnsi="Avenir Next" w:cs="Avenir Next" w:eastAsia="Avenir Next"/>
                 <w:color w:val="1A1A1A"/>
-                <w:sz w:val="20"/>
+                <w:sz w:val="22"/>
                 <w:szCs w:val="20"/>
               </w:rPr>
               <w:t xml:space="preserve">9 and 12:</w:t>
@@ -3137,7 +3146,7 @@
                 <w:rFonts w:ascii="Avenir Next" w:hAnsi="Avenir Next" w:cs="Avenir Next" w:eastAsia="Avenir Next"/>
                 <w:b/>
                 <w:color w:val="003A70"/>
-                <w:sz w:val="20"/>
+                <w:sz w:val="22"/>
                 <w:szCs w:val="20"/>
               </w:rPr>
               <w:t xml:space="preserve">f.</w:t>
@@ -3155,7 +3164,7 @@
               <w:rPr>
                 <w:rFonts w:ascii="Avenir Next" w:hAnsi="Avenir Next" w:cs="Avenir Next" w:eastAsia="Avenir Next"/>
                 <w:color w:val="1A1A1A"/>
-                <w:sz w:val="20"/>
+                <w:sz w:val="22"/>
                 <w:szCs w:val="20"/>
               </w:rPr>
               <w:t xml:space="preserve">10 and 25:</w:t>
@@ -3202,18 +3211,18 @@
           <w:rFonts w:ascii="Avenir Next" w:hAnsi="Avenir Next" w:cs="Avenir Next" w:eastAsia="Avenir Next"/>
           <w:b/>
           <w:color w:val="1A1A1A"/>
+          <w:sz w:val="22"/>
+          <w:szCs w:val="20"/>
+        </w:rPr>
+        <w:t xml:space="preserve">2.</w:t>
+      </w:r>
+      <w:r>
+        <w:rPr>
+          <w:rFonts w:ascii="Avenir Next" w:hAnsi="Avenir Next" w:cs="Avenir Next" w:eastAsia="Avenir Next"/>
+          <w:color w:val="1A1A1A"/>
           <w:sz w:val="20"/>
           <w:szCs w:val="20"/>
         </w:rPr>
-        <w:t xml:space="preserve">2.</w:t>
-      </w:r>
-      <w:r>
-        <w:rPr>
-          <w:rFonts w:ascii="Avenir Next" w:hAnsi="Avenir Next" w:cs="Avenir Next" w:eastAsia="Avenir Next"/>
-          <w:color w:val="1A1A1A"/>
-          <w:sz w:val="20"/>
-          <w:szCs w:val="20"/>
-        </w:rPr>
         <w:tab/>
       </w:r>
       <w:r>
@@ -3221,7 +3230,7 @@
           <w:rFonts w:ascii="Avenir Next" w:hAnsi="Avenir Next" w:cs="Avenir Next" w:eastAsia="Avenir Next"/>
           <w:b/>
           <w:color w:val="1A1A1A"/>
-          <w:sz w:val="20"/>
+          <w:sz w:val="22"/>
           <w:szCs w:val="20"/>
         </w:rPr>
         <w:t xml:space="preserve">Cookout.  </w:t>
@@ -3230,7 +3239,7 @@
         <w:rPr>
           <w:rFonts w:ascii="Avenir Next" w:hAnsi="Avenir Next" w:cs="Avenir Next" w:eastAsia="Avenir Next"/>
           <w:color w:val="1A1A1A"/>
-          <w:sz w:val="20"/>
+          <w:sz w:val="22"/>
           <w:szCs w:val="20"/>
         </w:rPr>
         <w:t xml:space="preserve">Hot dogs come in packs of 8. Buns come in packs of 10. Malik wants the same number of hot dogs and buns. What is the fewest packs of each he can buy?</w:t>
@@ -3307,7 +3316,7 @@
           <w:rFonts w:ascii="Avenir Next" w:hAnsi="Avenir Next" w:cs="Avenir Next" w:eastAsia="Avenir Next"/>
           <w:b/>
           <w:color w:val="1A1A1A"/>
-          <w:sz w:val="18"/>
+          <w:sz w:val="22"/>
           <w:szCs w:val="18"/>
         </w:rPr>
         <w:t xml:space="preserve">Answer</w:t>
@@ -3341,18 +3350,18 @@
           <w:rFonts w:ascii="Avenir Next" w:hAnsi="Avenir Next" w:cs="Avenir Next" w:eastAsia="Avenir Next"/>
           <w:b/>
           <w:color w:val="1A1A1A"/>
+          <w:sz w:val="22"/>
+          <w:szCs w:val="20"/>
+        </w:rPr>
+        <w:t xml:space="preserve">3.</w:t>
+      </w:r>
+      <w:r>
+        <w:rPr>
+          <w:rFonts w:ascii="Avenir Next" w:hAnsi="Avenir Next" w:cs="Avenir Next" w:eastAsia="Avenir Next"/>
+          <w:color w:val="1A1A1A"/>
           <w:sz w:val="20"/>
           <w:szCs w:val="20"/>
         </w:rPr>
-        <w:t xml:space="preserve">3.</w:t>
-      </w:r>
-      <w:r>
-        <w:rPr>
-          <w:rFonts w:ascii="Avenir Next" w:hAnsi="Avenir Next" w:cs="Avenir Next" w:eastAsia="Avenir Next"/>
-          <w:color w:val="1A1A1A"/>
-          <w:sz w:val="20"/>
-          <w:szCs w:val="20"/>
-        </w:rPr>
         <w:tab/>
       </w:r>
       <w:r>
@@ -3360,7 +3369,7 @@
           <w:rFonts w:ascii="Avenir Next" w:hAnsi="Avenir Next" w:cs="Avenir Next" w:eastAsia="Avenir Next"/>
           <w:b/>
           <w:color w:val="1A1A1A"/>
-          <w:sz w:val="20"/>
+          <w:sz w:val="22"/>
           <w:szCs w:val="20"/>
         </w:rPr>
         <w:t xml:space="preserve">Blinking Lights.  </w:t>
@@ -3369,7 +3378,7 @@
         <w:rPr>
           <w:rFonts w:ascii="Avenir Next" w:hAnsi="Avenir Next" w:cs="Avenir Next" w:eastAsia="Avenir Next"/>
           <w:color w:val="1A1A1A"/>
-          <w:sz w:val="20"/>
+          <w:sz w:val="22"/>
           <w:szCs w:val="20"/>
         </w:rPr>
         <w:t xml:space="preserve">One light blinks every 6 seconds. Another blinks every 9 seconds. They just blinked together. In how many seconds will they blink together again?</w:t>
@@ -3388,25 +3397,25 @@
           <w:rFonts w:ascii="Avenir Next" w:hAnsi="Avenir Next" w:cs="Avenir Next" w:eastAsia="Avenir Next"/>
           <w:b/>
           <w:color w:val="1A1A1A"/>
+          <w:sz w:val="22"/>
+          <w:szCs w:val="18"/>
+        </w:rPr>
+        <w:t xml:space="preserve">Answer</w:t>
+      </w:r>
+      <w:r>
+        <w:rPr>
+          <w:rFonts w:ascii="Avenir Next" w:hAnsi="Avenir Next" w:cs="Avenir Next" w:eastAsia="Avenir Next"/>
+          <w:color w:val="1A1A1A"/>
           <w:sz w:val="18"/>
           <w:szCs w:val="18"/>
         </w:rPr>
-        <w:t xml:space="preserve">Answer</w:t>
-      </w:r>
-      <w:r>
-        <w:rPr>
-          <w:rFonts w:ascii="Avenir Next" w:hAnsi="Avenir Next" w:cs="Avenir Next" w:eastAsia="Avenir Next"/>
-          <w:color w:val="1A1A1A"/>
-          <w:sz w:val="18"/>
-          <w:szCs w:val="18"/>
-        </w:rPr>
         <w:tab/>
       </w:r>
       <w:r>
         <w:rPr>
           <w:rFonts w:ascii="Avenir Next" w:hAnsi="Avenir Next" w:cs="Avenir Next" w:eastAsia="Avenir Next"/>
           <w:color w:val="1A1A1A"/>
-          <w:sz w:val="18"/>
+          <w:sz w:val="22"/>
           <w:szCs w:val="18"/>
         </w:rPr>
         <w:t xml:space="preserve">  seconds</w:t>
@@ -3431,25 +3440,25 @@
           <w:rFonts w:ascii="Avenir Next" w:hAnsi="Avenir Next" w:cs="Avenir Next" w:eastAsia="Avenir Next"/>
           <w:b/>
           <w:color w:val="1A1A1A"/>
+          <w:sz w:val="22"/>
+          <w:szCs w:val="20"/>
+        </w:rPr>
+        <w:t xml:space="preserve">4.</w:t>
+      </w:r>
+      <w:r>
+        <w:rPr>
+          <w:rFonts w:ascii="Avenir Next" w:hAnsi="Avenir Next" w:cs="Avenir Next" w:eastAsia="Avenir Next"/>
+          <w:color w:val="1A1A1A"/>
           <w:sz w:val="20"/>
           <w:szCs w:val="20"/>
         </w:rPr>
-        <w:t xml:space="preserve">4.</w:t>
-      </w:r>
-      <w:r>
-        <w:rPr>
-          <w:rFonts w:ascii="Avenir Next" w:hAnsi="Avenir Next" w:cs="Avenir Next" w:eastAsia="Avenir Next"/>
-          <w:color w:val="1A1A1A"/>
-          <w:sz w:val="20"/>
-          <w:szCs w:val="20"/>
-        </w:rPr>
         <w:tab/>
       </w:r>
       <w:r>
         <w:rPr>
           <w:rFonts w:ascii="Avenir Next" w:hAnsi="Avenir Next" w:cs="Avenir Next" w:eastAsia="Avenir Next"/>
           <w:color w:val="1A1A1A"/>
-          <w:sz w:val="20"/>
+          <w:sz w:val="22"/>
           <w:szCs w:val="20"/>
         </w:rPr>
         <w:t xml:space="preserve">Two runners start together. One laps the track every 4 minutes, the other every 6 minutes. Which tells when they are next at the start together?</w:t>
@@ -3517,46 +3526,46 @@
               <w:rPr>
                 <w:rFonts w:ascii="Avenir Next" w:hAnsi="Avenir Next" w:cs="Avenir Next" w:eastAsia="Avenir Next"/>
                 <w:color w:val="1A1A1A"/>
+                <w:sz w:val="22"/>
+                <w:szCs w:val="19"/>
+              </w:rPr>
+              <w:t xml:space="preserve">GCF of 4 and 6</w:t>
+            </w:r>
+          </w:p>
+        </w:tc>
+        <w:tc>
+          <w:tcPr>
+            <w:tcW w:w="4536" w:type="dxa"/>
+            <w:vAlign w:val="top"/>
+          </w:tcPr>
+          <w:p>
+            <w:pPr>
+              <w:spacing w:before="0" w:after="0" w:line="240" w:lineRule="auto"/>
+              <w:ind w:left="0"/>
+            </w:pPr>
+            <w:r>
+              <w:rPr>
+                <w:rFonts w:ascii="Arial" w:hAnsi="Arial" w:cs="Arial" w:eastAsia="Arial"/>
+                <w:color w:val="1A1A1A"/>
+                <w:sz w:val="26"/>
+                <w:szCs w:val="26"/>
+              </w:rPr>
+              <w:t xml:space="preserve">□</w:t>
+            </w:r>
+            <w:r>
+              <w:rPr>
+                <w:rFonts w:ascii="Avenir Next" w:hAnsi="Avenir Next" w:cs="Avenir Next" w:eastAsia="Avenir Next"/>
+                <w:color w:val="1A1A1A"/>
                 <w:sz w:val="19"/>
                 <w:szCs w:val="19"/>
               </w:rPr>
-              <w:t xml:space="preserve">GCF of 4 and 6</w:t>
-            </w:r>
-          </w:p>
-        </w:tc>
-        <w:tc>
-          <w:tcPr>
-            <w:tcW w:w="4536" w:type="dxa"/>
-            <w:vAlign w:val="top"/>
-          </w:tcPr>
-          <w:p>
-            <w:pPr>
-              <w:spacing w:before="0" w:after="0" w:line="240" w:lineRule="auto"/>
-              <w:ind w:left="0"/>
-            </w:pPr>
-            <w:r>
-              <w:rPr>
-                <w:rFonts w:ascii="Arial" w:hAnsi="Arial" w:cs="Arial" w:eastAsia="Arial"/>
-                <w:color w:val="1A1A1A"/>
-                <w:sz w:val="26"/>
-                <w:szCs w:val="26"/>
-              </w:rPr>
-              <w:t xml:space="preserve">□</w:t>
-            </w:r>
-            <w:r>
-              <w:rPr>
-                <w:rFonts w:ascii="Avenir Next" w:hAnsi="Avenir Next" w:cs="Avenir Next" w:eastAsia="Avenir Next"/>
-                <w:color w:val="1A1A1A"/>
-                <w:sz w:val="19"/>
-                <w:szCs w:val="19"/>
-              </w:rPr>
               <w:t xml:space="preserve">  </w:t>
             </w:r>
             <w:r>
               <w:rPr>
                 <w:rFonts w:ascii="Avenir Next" w:hAnsi="Avenir Next" w:cs="Avenir Next" w:eastAsia="Avenir Next"/>
                 <w:color w:val="1A1A1A"/>
-                <w:sz w:val="19"/>
+                <w:sz w:val="22"/>
                 <w:szCs w:val="19"/>
               </w:rPr>
               <w:t xml:space="preserve">LCM of 4 and 6</w:t>
@@ -3584,18 +3593,18 @@
           <w:rFonts w:ascii="Avenir Next" w:hAnsi="Avenir Next" w:cs="Avenir Next" w:eastAsia="Avenir Next"/>
           <w:b/>
           <w:color w:val="1A1A1A"/>
+          <w:sz w:val="22"/>
+          <w:szCs w:val="20"/>
+        </w:rPr>
+        <w:t xml:space="preserve">5.</w:t>
+      </w:r>
+      <w:r>
+        <w:rPr>
+          <w:rFonts w:ascii="Avenir Next" w:hAnsi="Avenir Next" w:cs="Avenir Next" w:eastAsia="Avenir Next"/>
+          <w:color w:val="1A1A1A"/>
           <w:sz w:val="20"/>
           <w:szCs w:val="20"/>
         </w:rPr>
-        <w:t xml:space="preserve">5.</w:t>
-      </w:r>
-      <w:r>
-        <w:rPr>
-          <w:rFonts w:ascii="Avenir Next" w:hAnsi="Avenir Next" w:cs="Avenir Next" w:eastAsia="Avenir Next"/>
-          <w:color w:val="1A1A1A"/>
-          <w:sz w:val="20"/>
-          <w:szCs w:val="20"/>
-        </w:rPr>
         <w:tab/>
       </w:r>
       <w:r>
@@ -3603,7 +3612,7 @@
           <w:rFonts w:ascii="Avenir Next" w:hAnsi="Avenir Next" w:cs="Avenir Next" w:eastAsia="Avenir Next"/>
           <w:b/>
           <w:color w:val="1A1A1A"/>
-          <w:sz w:val="20"/>
+          <w:sz w:val="22"/>
           <w:szCs w:val="20"/>
         </w:rPr>
         <w:t xml:space="preserve">Reason.  </w:t>
@@ -3612,7 +3621,7 @@
         <w:rPr>
           <w:rFonts w:ascii="Avenir Next" w:hAnsi="Avenir Next" w:cs="Avenir Next" w:eastAsia="Avenir Next"/>
           <w:color w:val="1A1A1A"/>
-          <w:sz w:val="20"/>
+          <w:sz w:val="22"/>
           <w:szCs w:val="20"/>
         </w:rPr>
         <w:t xml:space="preserve">Is the LCM of two numbers always their product? Use 4 and 5, and 4 and 6, to explain.</w:t>
@@ -3691,6 +3700,7 @@
     </w:p>
     <w:p>
       <w:pPr>
+        <w:pStyle w:val="Heading2"/>
         <w:keepNext/>
         <w:pBdr>
           <w:bottom w:val="single" w:sz="8" w:space="3" w:color="003A70"/>
@@ -3706,7 +3716,7 @@
           <w:b/>
           <w:color w:val="003A70"/>
           <w:spacing w:val="14"/>
-          <w:sz w:val="19"/>
+          <w:sz w:val="22"/>
           <w:szCs w:val="19"/>
         </w:rPr>
         <w:t xml:space="preserve">TEST PRACTICE</w:t>
@@ -3725,7 +3735,7 @@
           <w:rFonts w:ascii="Avenir Next" w:hAnsi="Avenir Next" w:cs="Avenir Next" w:eastAsia="Avenir Next"/>
           <w:i/>
           <w:color w:val="5A5F66"/>
-          <w:sz w:val="17"/>
+          <w:sz w:val="22"/>
           <w:szCs w:val="17"/>
         </w:rPr>
         <w:t xml:space="preserve">choose the best answer</w:t>
@@ -3745,25 +3755,25 @@
           <w:rFonts w:ascii="Avenir Next" w:hAnsi="Avenir Next" w:cs="Avenir Next" w:eastAsia="Avenir Next"/>
           <w:b/>
           <w:color w:val="1A1A1A"/>
+          <w:sz w:val="22"/>
+          <w:szCs w:val="20"/>
+        </w:rPr>
+        <w:t xml:space="preserve">6.</w:t>
+      </w:r>
+      <w:r>
+        <w:rPr>
+          <w:rFonts w:ascii="Avenir Next" w:hAnsi="Avenir Next" w:cs="Avenir Next" w:eastAsia="Avenir Next"/>
+          <w:color w:val="1A1A1A"/>
           <w:sz w:val="20"/>
           <w:szCs w:val="20"/>
         </w:rPr>
-        <w:t xml:space="preserve">6.</w:t>
-      </w:r>
-      <w:r>
-        <w:rPr>
-          <w:rFonts w:ascii="Avenir Next" w:hAnsi="Avenir Next" w:cs="Avenir Next" w:eastAsia="Avenir Next"/>
-          <w:color w:val="1A1A1A"/>
-          <w:sz w:val="20"/>
-          <w:szCs w:val="20"/>
-        </w:rPr>
         <w:tab/>
       </w:r>
       <w:r>
         <w:rPr>
           <w:rFonts w:ascii="Avenir Next" w:hAnsi="Avenir Next" w:cs="Avenir Next" w:eastAsia="Avenir Next"/>
           <w:color w:val="1A1A1A"/>
-          <w:sz w:val="20"/>
+          <w:sz w:val="22"/>
           <w:szCs w:val="20"/>
         </w:rPr>
         <w:t xml:space="preserve">What is the LCM of 6 and 15?</w:t>
@@ -3819,25 +3829,25 @@
                 <w:rFonts w:ascii="Avenir Next" w:hAnsi="Avenir Next" w:cs="Avenir Next" w:eastAsia="Avenir Next"/>
                 <w:b/>
                 <w:color w:val="003A70"/>
+                <w:sz w:val="22"/>
+                <w:szCs w:val="19"/>
+              </w:rPr>
+              <w:t xml:space="preserve">A</w:t>
+            </w:r>
+            <w:r>
+              <w:rPr>
+                <w:rFonts w:ascii="Avenir Next" w:hAnsi="Avenir Next" w:cs="Avenir Next" w:eastAsia="Avenir Next"/>
+                <w:color w:val="1A1A1A"/>
                 <w:sz w:val="19"/>
                 <w:szCs w:val="19"/>
               </w:rPr>
-              <w:t xml:space="preserve">A</w:t>
-            </w:r>
-            <w:r>
-              <w:rPr>
-                <w:rFonts w:ascii="Avenir Next" w:hAnsi="Avenir Next" w:cs="Avenir Next" w:eastAsia="Avenir Next"/>
-                <w:color w:val="1A1A1A"/>
-                <w:sz w:val="19"/>
-                <w:szCs w:val="19"/>
-              </w:rPr>
               <w:tab/>
             </w:r>
             <w:r>
               <w:rPr>
                 <w:rFonts w:ascii="Avenir Next" w:hAnsi="Avenir Next" w:cs="Avenir Next" w:eastAsia="Avenir Next"/>
                 <w:color w:val="1A1A1A"/>
-                <w:sz w:val="19"/>
+                <w:sz w:val="22"/>
                 <w:szCs w:val="19"/>
               </w:rPr>
               <w:t xml:space="preserve">3</w:t>
@@ -3862,25 +3872,25 @@
                 <w:rFonts w:ascii="Avenir Next" w:hAnsi="Avenir Next" w:cs="Avenir Next" w:eastAsia="Avenir Next"/>
                 <w:b/>
                 <w:color w:val="003A70"/>
+                <w:sz w:val="22"/>
+                <w:szCs w:val="19"/>
+              </w:rPr>
+              <w:t xml:space="preserve">B</w:t>
+            </w:r>
+            <w:r>
+              <w:rPr>
+                <w:rFonts w:ascii="Avenir Next" w:hAnsi="Avenir Next" w:cs="Avenir Next" w:eastAsia="Avenir Next"/>
+                <w:color w:val="1A1A1A"/>
                 <w:sz w:val="19"/>
                 <w:szCs w:val="19"/>
               </w:rPr>
-              <w:t xml:space="preserve">B</w:t>
-            </w:r>
-            <w:r>
-              <w:rPr>
-                <w:rFonts w:ascii="Avenir Next" w:hAnsi="Avenir Next" w:cs="Avenir Next" w:eastAsia="Avenir Next"/>
-                <w:color w:val="1A1A1A"/>
-                <w:sz w:val="19"/>
-                <w:szCs w:val="19"/>
-              </w:rPr>
               <w:tab/>
             </w:r>
             <w:r>
               <w:rPr>
                 <w:rFonts w:ascii="Avenir Next" w:hAnsi="Avenir Next" w:cs="Avenir Next" w:eastAsia="Avenir Next"/>
                 <w:color w:val="1A1A1A"/>
-                <w:sz w:val="19"/>
+                <w:sz w:val="22"/>
                 <w:szCs w:val="19"/>
               </w:rPr>
               <w:t xml:space="preserve">30</w:t>
@@ -3905,25 +3915,25 @@
                 <w:rFonts w:ascii="Avenir Next" w:hAnsi="Avenir Next" w:cs="Avenir Next" w:eastAsia="Avenir Next"/>
                 <w:b/>
                 <w:color w:val="003A70"/>
+                <w:sz w:val="22"/>
+                <w:szCs w:val="19"/>
+              </w:rPr>
+              <w:t xml:space="preserve">C</w:t>
+            </w:r>
+            <w:r>
+              <w:rPr>
+                <w:rFonts w:ascii="Avenir Next" w:hAnsi="Avenir Next" w:cs="Avenir Next" w:eastAsia="Avenir Next"/>
+                <w:color w:val="1A1A1A"/>
                 <w:sz w:val="19"/>
                 <w:szCs w:val="19"/>
               </w:rPr>
-              <w:t xml:space="preserve">C</w:t>
-            </w:r>
-            <w:r>
-              <w:rPr>
-                <w:rFonts w:ascii="Avenir Next" w:hAnsi="Avenir Next" w:cs="Avenir Next" w:eastAsia="Avenir Next"/>
-                <w:color w:val="1A1A1A"/>
-                <w:sz w:val="19"/>
-                <w:szCs w:val="19"/>
-              </w:rPr>
               <w:tab/>
             </w:r>
             <w:r>
               <w:rPr>
                 <w:rFonts w:ascii="Avenir Next" w:hAnsi="Avenir Next" w:cs="Avenir Next" w:eastAsia="Avenir Next"/>
                 <w:color w:val="1A1A1A"/>
-                <w:sz w:val="19"/>
+                <w:sz w:val="22"/>
                 <w:szCs w:val="19"/>
               </w:rPr>
               <w:t xml:space="preserve">90</w:t>
@@ -3948,25 +3958,25 @@
                 <w:rFonts w:ascii="Avenir Next" w:hAnsi="Avenir Next" w:cs="Avenir Next" w:eastAsia="Avenir Next"/>
                 <w:b/>
                 <w:color w:val="003A70"/>
+                <w:sz w:val="22"/>
+                <w:szCs w:val="19"/>
+              </w:rPr>
+              <w:t xml:space="preserve">D</w:t>
+            </w:r>
+            <w:r>
+              <w:rPr>
+                <w:rFonts w:ascii="Avenir Next" w:hAnsi="Avenir Next" w:cs="Avenir Next" w:eastAsia="Avenir Next"/>
+                <w:color w:val="1A1A1A"/>
                 <w:sz w:val="19"/>
                 <w:szCs w:val="19"/>
               </w:rPr>
-              <w:t xml:space="preserve">D</w:t>
-            </w:r>
-            <w:r>
-              <w:rPr>
-                <w:rFonts w:ascii="Avenir Next" w:hAnsi="Avenir Next" w:cs="Avenir Next" w:eastAsia="Avenir Next"/>
-                <w:color w:val="1A1A1A"/>
-                <w:sz w:val="19"/>
-                <w:szCs w:val="19"/>
-              </w:rPr>
               <w:tab/>
             </w:r>
             <w:r>
               <w:rPr>
                 <w:rFonts w:ascii="Avenir Next" w:hAnsi="Avenir Next" w:cs="Avenir Next" w:eastAsia="Avenir Next"/>
                 <w:color w:val="1A1A1A"/>
-                <w:sz w:val="19"/>
+                <w:sz w:val="22"/>
                 <w:szCs w:val="19"/>
               </w:rPr>
               <w:t xml:space="preserve">21</w:t>
@@ -3994,25 +4004,25 @@
           <w:rFonts w:ascii="Avenir Next" w:hAnsi="Avenir Next" w:cs="Avenir Next" w:eastAsia="Avenir Next"/>
           <w:b/>
           <w:color w:val="1A1A1A"/>
+          <w:sz w:val="22"/>
+          <w:szCs w:val="20"/>
+        </w:rPr>
+        <w:t xml:space="preserve">7.</w:t>
+      </w:r>
+      <w:r>
+        <w:rPr>
+          <w:rFonts w:ascii="Avenir Next" w:hAnsi="Avenir Next" w:cs="Avenir Next" w:eastAsia="Avenir Next"/>
+          <w:color w:val="1A1A1A"/>
           <w:sz w:val="20"/>
           <w:szCs w:val="20"/>
         </w:rPr>
-        <w:t xml:space="preserve">7.</w:t>
-      </w:r>
-      <w:r>
-        <w:rPr>
-          <w:rFonts w:ascii="Avenir Next" w:hAnsi="Avenir Next" w:cs="Avenir Next" w:eastAsia="Avenir Next"/>
-          <w:color w:val="1A1A1A"/>
-          <w:sz w:val="20"/>
-          <w:szCs w:val="20"/>
-        </w:rPr>
         <w:tab/>
       </w:r>
       <w:r>
         <w:rPr>
           <w:rFonts w:ascii="Avenir Next" w:hAnsi="Avenir Next" w:cs="Avenir Next" w:eastAsia="Avenir Next"/>
           <w:color w:val="1A1A1A"/>
-          <w:sz w:val="20"/>
+          <w:sz w:val="22"/>
           <w:szCs w:val="20"/>
         </w:rPr>
         <w:t xml:space="preserve">Which pair of numbers has an LCM of 24?</w:t>
@@ -4068,25 +4078,25 @@
                 <w:rFonts w:ascii="Avenir Next" w:hAnsi="Avenir Next" w:cs="Avenir Next" w:eastAsia="Avenir Next"/>
                 <w:b/>
                 <w:color w:val="003A70"/>
+                <w:sz w:val="22"/>
+                <w:szCs w:val="19"/>
+              </w:rPr>
+              <w:t xml:space="preserve">A</w:t>
+            </w:r>
+            <w:r>
+              <w:rPr>
+                <w:rFonts w:ascii="Avenir Next" w:hAnsi="Avenir Next" w:cs="Avenir Next" w:eastAsia="Avenir Next"/>
+                <w:color w:val="1A1A1A"/>
                 <w:sz w:val="19"/>
                 <w:szCs w:val="19"/>
               </w:rPr>
-              <w:t xml:space="preserve">A</w:t>
-            </w:r>
-            <w:r>
-              <w:rPr>
-                <w:rFonts w:ascii="Avenir Next" w:hAnsi="Avenir Next" w:cs="Avenir Next" w:eastAsia="Avenir Next"/>
-                <w:color w:val="1A1A1A"/>
-                <w:sz w:val="19"/>
-                <w:szCs w:val="19"/>
-              </w:rPr>
               <w:tab/>
             </w:r>
             <w:r>
               <w:rPr>
                 <w:rFonts w:ascii="Avenir Next" w:hAnsi="Avenir Next" w:cs="Avenir Next" w:eastAsia="Avenir Next"/>
                 <w:color w:val="1A1A1A"/>
-                <w:sz w:val="19"/>
+                <w:sz w:val="22"/>
                 <w:szCs w:val="19"/>
               </w:rPr>
               <w:t xml:space="preserve">4 and 6</w:t>
@@ -4111,25 +4121,25 @@
                 <w:rFonts w:ascii="Avenir Next" w:hAnsi="Avenir Next" w:cs="Avenir Next" w:eastAsia="Avenir Next"/>
                 <w:b/>
                 <w:color w:val="003A70"/>
+                <w:sz w:val="22"/>
+                <w:szCs w:val="19"/>
+              </w:rPr>
+              <w:t xml:space="preserve">B</w:t>
+            </w:r>
+            <w:r>
+              <w:rPr>
+                <w:rFonts w:ascii="Avenir Next" w:hAnsi="Avenir Next" w:cs="Avenir Next" w:eastAsia="Avenir Next"/>
+                <w:color w:val="1A1A1A"/>
                 <w:sz w:val="19"/>
                 <w:szCs w:val="19"/>
               </w:rPr>
-              <w:t xml:space="preserve">B</w:t>
-            </w:r>
-            <w:r>
-              <w:rPr>
-                <w:rFonts w:ascii="Avenir Next" w:hAnsi="Avenir Next" w:cs="Avenir Next" w:eastAsia="Avenir Next"/>
-                <w:color w:val="1A1A1A"/>
-                <w:sz w:val="19"/>
-                <w:szCs w:val="19"/>
-              </w:rPr>
               <w:tab/>
             </w:r>
             <w:r>
               <w:rPr>
                 <w:rFonts w:ascii="Avenir Next" w:hAnsi="Avenir Next" w:cs="Avenir Next" w:eastAsia="Avenir Next"/>
                 <w:color w:val="1A1A1A"/>
-                <w:sz w:val="19"/>
+                <w:sz w:val="22"/>
                 <w:szCs w:val="19"/>
               </w:rPr>
               <w:t xml:space="preserve">6 and 8</w:t>
@@ -4154,25 +4164,25 @@
                 <w:rFonts w:ascii="Avenir Next" w:hAnsi="Avenir Next" w:cs="Avenir Next" w:eastAsia="Avenir Next"/>
                 <w:b/>
                 <w:color w:val="003A70"/>
+                <w:sz w:val="22"/>
+                <w:szCs w:val="19"/>
+              </w:rPr>
+              <w:t xml:space="preserve">C</w:t>
+            </w:r>
+            <w:r>
+              <w:rPr>
+                <w:rFonts w:ascii="Avenir Next" w:hAnsi="Avenir Next" w:cs="Avenir Next" w:eastAsia="Avenir Next"/>
+                <w:color w:val="1A1A1A"/>
                 <w:sz w:val="19"/>
                 <w:szCs w:val="19"/>
               </w:rPr>
-              <w:t xml:space="preserve">C</w:t>
-            </w:r>
-            <w:r>
-              <w:rPr>
-                <w:rFonts w:ascii="Avenir Next" w:hAnsi="Avenir Next" w:cs="Avenir Next" w:eastAsia="Avenir Next"/>
-                <w:color w:val="1A1A1A"/>
-                <w:sz w:val="19"/>
-                <w:szCs w:val="19"/>
-              </w:rPr>
               <w:tab/>
             </w:r>
             <w:r>
               <w:rPr>
                 <w:rFonts w:ascii="Avenir Next" w:hAnsi="Avenir Next" w:cs="Avenir Next" w:eastAsia="Avenir Next"/>
                 <w:color w:val="1A1A1A"/>
-                <w:sz w:val="19"/>
+                <w:sz w:val="22"/>
                 <w:szCs w:val="19"/>
               </w:rPr>
               <w:t xml:space="preserve">2 and 12</w:t>
@@ -4197,25 +4207,25 @@
                 <w:rFonts w:ascii="Avenir Next" w:hAnsi="Avenir Next" w:cs="Avenir Next" w:eastAsia="Avenir Next"/>
                 <w:b/>
                 <w:color w:val="003A70"/>
+                <w:sz w:val="22"/>
+                <w:szCs w:val="19"/>
+              </w:rPr>
+              <w:t xml:space="preserve">D</w:t>
+            </w:r>
+            <w:r>
+              <w:rPr>
+                <w:rFonts w:ascii="Avenir Next" w:hAnsi="Avenir Next" w:cs="Avenir Next" w:eastAsia="Avenir Next"/>
+                <w:color w:val="1A1A1A"/>
                 <w:sz w:val="19"/>
                 <w:szCs w:val="19"/>
               </w:rPr>
-              <w:t xml:space="preserve">D</w:t>
-            </w:r>
-            <w:r>
-              <w:rPr>
-                <w:rFonts w:ascii="Avenir Next" w:hAnsi="Avenir Next" w:cs="Avenir Next" w:eastAsia="Avenir Next"/>
-                <w:color w:val="1A1A1A"/>
-                <w:sz w:val="19"/>
-                <w:szCs w:val="19"/>
-              </w:rPr>
               <w:tab/>
             </w:r>
             <w:r>
               <w:rPr>
                 <w:rFonts w:ascii="Avenir Next" w:hAnsi="Avenir Next" w:cs="Avenir Next" w:eastAsia="Avenir Next"/>
                 <w:color w:val="1A1A1A"/>
-                <w:sz w:val="19"/>
+                <w:sz w:val="22"/>
                 <w:szCs w:val="19"/>
               </w:rPr>
               <w:t xml:space="preserve">24 and 48</w:t>
@@ -4273,6 +4283,7 @@
           </w:tcPr>
           <w:p>
             <w:pPr>
+              <w:pStyle w:val="Heading2"/>
               <w:spacing w:before="0" w:after="0" w:line="240" w:lineRule="auto"/>
             </w:pPr>
             <w:r>
@@ -4310,7 +4321,7 @@
               <w:rPr>
                 <w:rFonts w:ascii="Avenir Next" w:hAnsi="Avenir Next" w:cs="Avenir Next" w:eastAsia="Avenir Next"/>
                 <w:color w:val="1A1A1A"/>
-                <w:sz w:val="17"/>
+                <w:sz w:val="22"/>
                 <w:szCs w:val="17"/>
               </w:rPr>
               <w:t xml:space="preserve">  I can do this on my own</w:t>
@@ -4339,7 +4350,7 @@
               <w:rPr>
                 <w:rFonts w:ascii="Avenir Next" w:hAnsi="Avenir Next" w:cs="Avenir Next" w:eastAsia="Avenir Next"/>
                 <w:color w:val="1A1A1A"/>
-                <w:sz w:val="17"/>
+                <w:sz w:val="22"/>
                 <w:szCs w:val="17"/>
               </w:rPr>
               <w:t xml:space="preserve">  I need a little help</w:t>
@@ -4368,7 +4379,7 @@
               <w:rPr>
                 <w:rFonts w:ascii="Avenir Next" w:hAnsi="Avenir Next" w:cs="Avenir Next" w:eastAsia="Avenir Next"/>
                 <w:color w:val="1A1A1A"/>
-                <w:sz w:val="17"/>
+                <w:sz w:val="22"/>
                 <w:szCs w:val="17"/>
               </w:rPr>
               <w:t xml:space="preserve">  I have a question about #</w:t>
@@ -4475,7 +4486,106 @@
               <w:sz w:val="15"/>
               <w:szCs w:val="15"/>
             </w:rPr>
-            <w:t xml:space="preserve">Lesson 6-7  ·  Homework Packet</w:t>
+            <w:t xml:space="preserve">6-7 · Page </w:t>
+          </w:r>
+          <w:r>
+            <w:rPr>
+              <w:rFonts w:ascii="Avenir Next" w:hAnsi="Avenir Next" w:cs="Avenir Next" w:eastAsia="Avenir Next"/>
+              <w:color w:val="5A5F66"/>
+              <w:sz w:val="15"/>
+              <w:szCs w:val="15"/>
+            </w:rPr>
+            <w:fldChar w:fldCharType="begin"/>
+          </w:r>
+          <w:r>
+            <w:rPr>
+              <w:rFonts w:ascii="Avenir Next" w:hAnsi="Avenir Next" w:cs="Avenir Next" w:eastAsia="Avenir Next"/>
+              <w:color w:val="5A5F66"/>
+              <w:sz w:val="15"/>
+              <w:szCs w:val="15"/>
+            </w:rPr>
+            <w:instrText xml:space="preserve"> PAGE </w:instrText>
+          </w:r>
+          <w:r>
+            <w:rPr>
+              <w:rFonts w:ascii="Avenir Next" w:hAnsi="Avenir Next" w:cs="Avenir Next" w:eastAsia="Avenir Next"/>
+              <w:color w:val="5A5F66"/>
+              <w:sz w:val="15"/>
+              <w:szCs w:val="15"/>
+            </w:rPr>
+            <w:fldChar w:fldCharType="separate"/>
+          </w:r>
+          <w:r>
+            <w:rPr>
+              <w:rFonts w:ascii="Avenir Next" w:hAnsi="Avenir Next" w:cs="Avenir Next" w:eastAsia="Avenir Next"/>
+              <w:color w:val="5A5F66"/>
+              <w:sz w:val="15"/>
+              <w:szCs w:val="15"/>
+            </w:rPr>
+            <w:t xml:space="preserve">1</w:t>
+          </w:r>
+          <w:r>
+            <w:rPr>
+              <w:rFonts w:ascii="Avenir Next" w:hAnsi="Avenir Next" w:cs="Avenir Next" w:eastAsia="Avenir Next"/>
+              <w:color w:val="5A5F66"/>
+              <w:sz w:val="15"/>
+              <w:szCs w:val="15"/>
+            </w:rPr>
+            <w:fldChar w:fldCharType="end"/>
+          </w:r>
+          <w:r>
+            <w:rPr>
+              <w:rFonts w:ascii="Avenir Next" w:hAnsi="Avenir Next" w:cs="Avenir Next" w:eastAsia="Avenir Next"/>
+              <w:color w:val="5A5F66"/>
+              <w:sz w:val="15"/>
+              <w:szCs w:val="15"/>
+            </w:rPr>
+            <w:t xml:space="preserve"> of </w:t>
+          </w:r>
+          <w:r>
+            <w:rPr>
+              <w:rFonts w:ascii="Avenir Next" w:hAnsi="Avenir Next" w:cs="Avenir Next" w:eastAsia="Avenir Next"/>
+              <w:color w:val="5A5F66"/>
+              <w:sz w:val="15"/>
+              <w:szCs w:val="15"/>
+            </w:rPr>
+            <w:fldChar w:fldCharType="begin"/>
+          </w:r>
+          <w:r>
+            <w:rPr>
+              <w:rFonts w:ascii="Avenir Next" w:hAnsi="Avenir Next" w:cs="Avenir Next" w:eastAsia="Avenir Next"/>
+              <w:color w:val="5A5F66"/>
+              <w:sz w:val="15"/>
+              <w:szCs w:val="15"/>
+            </w:rPr>
+            <w:instrText xml:space="preserve"> NUMPAGES </w:instrText>
+          </w:r>
+          <w:r>
+            <w:rPr>
+              <w:rFonts w:ascii="Avenir Next" w:hAnsi="Avenir Next" w:cs="Avenir Next" w:eastAsia="Avenir Next"/>
+              <w:color w:val="5A5F66"/>
+              <w:sz w:val="15"/>
+              <w:szCs w:val="15"/>
+            </w:rPr>
+            <w:fldChar w:fldCharType="separate"/>
+          </w:r>
+          <w:r>
+            <w:rPr>
+              <w:rFonts w:ascii="Avenir Next" w:hAnsi="Avenir Next" w:cs="Avenir Next" w:eastAsia="Avenir Next"/>
+              <w:color w:val="5A5F66"/>
+              <w:sz w:val="15"/>
+              <w:szCs w:val="15"/>
+            </w:rPr>
+            <w:t xml:space="preserve">1</w:t>
+          </w:r>
+          <w:r>
+            <w:rPr>
+              <w:rFonts w:ascii="Avenir Next" w:hAnsi="Avenir Next" w:cs="Avenir Next" w:eastAsia="Avenir Next"/>
+              <w:color w:val="5A5F66"/>
+              <w:sz w:val="15"/>
+              <w:szCs w:val="15"/>
+            </w:rPr>
+            <w:fldChar w:fldCharType="end"/>
           </w:r>
         </w:p>
       </w:tc>
@@ -4518,5 +4628,23 @@
       </w:tblCellMar>
     </w:tblPr>
   </w:style>
+  <w:style w:type="paragraph" w:styleId="Heading1">
+    <w:name w:val="heading 1"/>
+    <w:basedOn w:val="Normal"/>
+    <w:pPr>
+      <w:outlineLvl w:val="0"/>
+      <w:keepNext w:val="0"/>
+      <w:keepLines w:val="0"/>
+    </w:pPr>
+  </w:style>
+  <w:style w:type="paragraph" w:styleId="Heading2">
+    <w:name w:val="heading 2"/>
+    <w:basedOn w:val="Normal"/>
+    <w:pPr>
+      <w:outlineLvl w:val="1"/>
+      <w:keepNext w:val="0"/>
+      <w:keepLines w:val="0"/>
+    </w:pPr>
+  </w:style>
 </w:styles>
 </file>